--- a/docs/hardware/unit_product_reference_v_1_1_0_atom_temt6000_ambient_light_sensor.docx
+++ b/docs/hardware/unit_product_reference_v_1_1_0_atom_temt6000_ambient_light_sensor.docx
@@ -189,7 +189,7 @@
         <w:pStyle w:val="Compact"/>
       </w:pPr>
       <w:r>
-        <w:t xml:space="preserve">1.2 Board Identification</w:t>
+        <w:t xml:space="preserve">1.2 Recommended Test Equipment</w:t>
       </w:r>
     </w:p>
     <w:p>
@@ -201,7 +201,7 @@
         <w:pStyle w:val="Compact"/>
       </w:pPr>
       <w:r>
-        <w:t xml:space="preserve">1.3 Identified Assemblies</w:t>
+        <w:t xml:space="preserve">1.3 Board Identification</w:t>
       </w:r>
     </w:p>
     <w:p>
@@ -213,7 +213,7 @@
         <w:pStyle w:val="Compact"/>
       </w:pPr>
       <w:r>
-        <w:t xml:space="preserve">1.4 Board Layout and Reference Designators {.section-page}</w:t>
+        <w:t xml:space="preserve">1.4 Identified Assemblies</w:t>
       </w:r>
     </w:p>
     <w:p>
@@ -225,7 +225,7 @@
         <w:pStyle w:val="Compact"/>
       </w:pPr>
       <w:r>
-        <w:t xml:space="preserve">1.5 Board Views {.section-page}</w:t>
+        <w:t xml:space="preserve">1.5 Board Layout and Reference Designators {.section-page}</w:t>
       </w:r>
     </w:p>
     <w:p>
@@ -237,6 +237,18 @@
         <w:pStyle w:val="Compact"/>
       </w:pPr>
       <w:r>
+        <w:t xml:space="preserve">1.5 Board Views {.section-page}</w:t>
+      </w:r>
+    </w:p>
+    <w:p>
+      <w:pPr>
+        <w:numPr>
+          <w:ilvl w:val="1"/>
+          <w:numId w:val="1003"/>
+        </w:numPr>
+        <w:pStyle w:val="Compact"/>
+      </w:pPr>
+      <w:r>
         <w:t xml:space="preserve">1.6 Handling {.section-page}</w:t>
       </w:r>
     </w:p>
@@ -1220,7 +1232,7 @@
     </w:p>
     <w:bookmarkEnd w:id="23"/>
     <w:bookmarkEnd w:id="24"/>
-    <w:bookmarkStart w:id="40" w:name="the-board"/>
+    <w:bookmarkStart w:id="41" w:name="the-board"/>
     <w:p>
       <w:pPr>
         <w:pStyle w:val="Heading2"/>
@@ -1292,7 +1304,7 @@
         <w:pStyle w:val="FirstParagraph"/>
       </w:pPr>
       <w:r>
-        <w:t xml:space="preserve">No accessory bundle is specified. Typical integration items are:</w:t>
+        <w:t xml:space="preserve">The module is supplied with a Qwiic-compatible cable for connection to the I2C interface.</w:t>
       </w:r>
     </w:p>
     <w:tbl>
@@ -1426,208 +1438,14 @@
               <w:jc w:val="left"/>
             </w:pPr>
             <w:r>
-              <w:t xml:space="preserve">Verify 1.00 mm pitch, orientation, and contact order against the populated connector</w:t>
-            </w:r>
-          </w:p>
-        </w:tc>
-      </w:tr>
-      <w:tr>
-        <w:tc>
-          <w:tcPr/>
-          <w:p>
-            <w:pPr>
-              <w:pStyle w:val="Compact"/>
-              <w:jc w:val="left"/>
-            </w:pPr>
-            <w:r>
-              <w:t xml:space="preserve">I2C-capable host</w:t>
-            </w:r>
-          </w:p>
-        </w:tc>
-        <w:tc>
-          <w:tcPr/>
-          <w:p>
-            <w:pPr>
-              <w:pStyle w:val="Compact"/>
-              <w:jc w:val="left"/>
-            </w:pPr>
-            <w:r>
-              <w:t xml:space="preserve">Scans and communicates with the module</w:t>
-            </w:r>
-          </w:p>
-        </w:tc>
-        <w:tc>
-          <w:tcPr/>
-          <w:p>
-            <w:pPr>
-              <w:pStyle w:val="Compact"/>
-              <w:jc w:val="left"/>
-            </w:pPr>
-            <w:r>
-              <w:t xml:space="preserve">Use 7-bit addressing and a clock from 100 kHz through 400 kHz</w:t>
-            </w:r>
-          </w:p>
-        </w:tc>
-      </w:tr>
-      <w:tr>
-        <w:tc>
-          <w:tcPr/>
-          <w:p>
-            <w:pPr>
-              <w:pStyle w:val="Compact"/>
-              <w:jc w:val="left"/>
-            </w:pPr>
-            <w:r>
-              <w:t xml:space="preserve">Analog test lead or carrier</w:t>
-            </w:r>
-          </w:p>
-        </w:tc>
-        <w:tc>
-          <w:tcPr/>
-          <w:p>
-            <w:pPr>
-              <w:pStyle w:val="Compact"/>
-              <w:jc w:val="left"/>
-            </w:pPr>
-            <w:r>
-              <w:t xml:space="preserve">Accesses</w:t>
-            </w:r>
-            <w:r>
-              <w:t xml:space="preserve"> </w:t>
-            </w:r>
-            <w:r>
-              <w:rPr>
-                <w:rStyle w:val="VerbatimChar"/>
-              </w:rPr>
-              <w:t xml:space="preserve">VCC</w:t>
-            </w:r>
-            <w:r>
-              <w:t xml:space="preserve">,</w:t>
-            </w:r>
-            <w:r>
-              <w:t xml:space="preserve"> </w:t>
-            </w:r>
-            <w:r>
-              <w:rPr>
-                <w:rStyle w:val="VerbatimChar"/>
-              </w:rPr>
-              <w:t xml:space="preserve">GND</w:t>
-            </w:r>
-            <w:r>
-              <w:t xml:space="preserve">, and</w:t>
-            </w:r>
-            <w:r>
-              <w:t xml:space="preserve"> </w:t>
-            </w:r>
-            <w:r>
-              <w:rPr>
-                <w:rStyle w:val="VerbatimChar"/>
-              </w:rPr>
-              <w:t xml:space="preserve">SIG</w:t>
-            </w:r>
-          </w:p>
-        </w:tc>
-        <w:tc>
-          <w:tcPr/>
-          <w:p>
-            <w:pPr>
-              <w:pStyle w:val="Compact"/>
-              <w:jc w:val="left"/>
-            </w:pPr>
-            <w:r>
-              <w:rPr>
-                <w:rStyle w:val="VerbatimChar"/>
-              </w:rPr>
-              <w:t xml:space="preserve">SIG</w:t>
-            </w:r>
-            <w:r>
-              <w:t xml:space="preserve"> </w:t>
-            </w:r>
-            <w:r>
-              <w:t xml:space="preserve">must connect to a voltage-compatible ADC input</w:t>
-            </w:r>
-          </w:p>
-        </w:tc>
-      </w:tr>
-      <w:tr>
-        <w:tc>
-          <w:tcPr/>
-          <w:p>
-            <w:pPr>
-              <w:pStyle w:val="Compact"/>
-              <w:jc w:val="left"/>
-            </w:pPr>
-            <w:r>
-              <w:t xml:space="preserve">Logic analyzer</w:t>
-            </w:r>
-          </w:p>
-        </w:tc>
-        <w:tc>
-          <w:tcPr/>
-          <w:p>
-            <w:pPr>
-              <w:pStyle w:val="Compact"/>
-              <w:jc w:val="left"/>
-            </w:pPr>
-            <w:r>
-              <w:t xml:space="preserve">Checks I2C activity</w:t>
-            </w:r>
-          </w:p>
-        </w:tc>
-        <w:tc>
-          <w:tcPr/>
-          <w:p>
-            <w:pPr>
-              <w:pStyle w:val="Compact"/>
-              <w:jc w:val="left"/>
-            </w:pPr>
-            <w:r>
-              <w:t xml:space="preserve">Use input thresholds compatible with the powered board</w:t>
-            </w:r>
-          </w:p>
-        </w:tc>
-      </w:tr>
-      <w:tr>
-        <w:tc>
-          <w:tcPr/>
-          <w:p>
-            <w:pPr>
-              <w:pStyle w:val="Compact"/>
-              <w:jc w:val="left"/>
-            </w:pPr>
-            <w:r>
-              <w:t xml:space="preserve">Reference lux meter</w:t>
-            </w:r>
-          </w:p>
-        </w:tc>
-        <w:tc>
-          <w:tcPr/>
-          <w:p>
-            <w:pPr>
-              <w:pStyle w:val="Compact"/>
-              <w:jc w:val="left"/>
-            </w:pPr>
-            <w:r>
-              <w:t xml:space="preserve">Supports optical calibration</w:t>
-            </w:r>
-          </w:p>
-        </w:tc>
-        <w:tc>
-          <w:tcPr/>
-          <w:p>
-            <w:pPr>
-              <w:pStyle w:val="Compact"/>
-              <w:jc w:val="left"/>
-            </w:pPr>
-            <w:r>
-              <w:t xml:space="preserve">Required for quantitative illuminance validation</w:t>
+              <w:t xml:space="preserve">Verify 1.00 mm pitch, connector orientation, and contact order against the populated connector</w:t>
             </w:r>
           </w:p>
         </w:tc>
       </w:tr>
     </w:tbl>
     <w:bookmarkEnd w:id="25"/>
-    <w:bookmarkStart w:id="26" w:name="board-identification"/>
+    <w:bookmarkStart w:id="26" w:name="recommended-test-equipment"/>
     <w:p>
       <w:pPr>
         <w:pStyle w:val="Heading3"/>
@@ -1637,332 +1455,15 @@
           <w:bCs/>
           <w:b/>
         </w:rPr>
-        <w:t xml:space="preserve">1.2 Board Identification</w:t>
-      </w:r>
-    </w:p>
-    <w:tbl>
-      <w:tblPr>
-        <w:tblStyle w:val="Table"/>
-        <w:tblW w:type="pct" w:w="5000"/>
-        <w:tblLook w:firstRow="1" w:lastRow="0" w:firstColumn="0" w:lastColumn="0" w:noHBand="0" w:noVBand="0" w:val="0020"/>
-        <w:jc w:val="start"/>
-      </w:tblPr>
-      <w:tblGrid>
-        <w:gridCol w:w="3960"/>
-        <w:gridCol w:w="3960"/>
-      </w:tblGrid>
-      <w:tr>
-        <w:trPr>
-          <w:tblHeader w:val="true"/>
-        </w:trPr>
-        <w:tc>
-          <w:tcPr/>
-          <w:p>
-            <w:pPr>
-              <w:pStyle w:val="Compact"/>
-              <w:jc w:val="left"/>
-            </w:pPr>
-            <w:r>
-              <w:t xml:space="preserve">Item</w:t>
-            </w:r>
-          </w:p>
-        </w:tc>
-        <w:tc>
-          <w:tcPr/>
-          <w:p>
-            <w:pPr>
-              <w:pStyle w:val="Compact"/>
-              <w:jc w:val="left"/>
-            </w:pPr>
-            <w:r>
-              <w:t xml:space="preserve">Value</w:t>
-            </w:r>
-          </w:p>
-        </w:tc>
-      </w:tr>
-      <w:tr>
-        <w:tc>
-          <w:tcPr/>
-          <w:p>
-            <w:pPr>
-              <w:pStyle w:val="Compact"/>
-              <w:jc w:val="left"/>
-            </w:pPr>
-            <w:r>
-              <w:t xml:space="preserve">Product</w:t>
-            </w:r>
-          </w:p>
-        </w:tc>
-        <w:tc>
-          <w:tcPr/>
-          <w:p>
-            <w:pPr>
-              <w:pStyle w:val="Compact"/>
-              <w:jc w:val="left"/>
-            </w:pPr>
-            <w:r>
-              <w:t xml:space="preserve">UNIT ATOM TEMT6000 Ambient Light Sensor</w:t>
-            </w:r>
-          </w:p>
-        </w:tc>
-      </w:tr>
-      <w:tr>
-        <w:tc>
-          <w:tcPr/>
-          <w:p>
-            <w:pPr>
-              <w:pStyle w:val="Compact"/>
-              <w:jc w:val="left"/>
-            </w:pPr>
-            <w:r>
-              <w:t xml:space="preserve">Brand / company</w:t>
-            </w:r>
-          </w:p>
-        </w:tc>
-        <w:tc>
-          <w:tcPr/>
-          <w:p>
-            <w:pPr>
-              <w:pStyle w:val="Compact"/>
-              <w:jc w:val="left"/>
-            </w:pPr>
-            <w:r>
-              <w:t xml:space="preserve">UNIT Electronics</w:t>
-            </w:r>
-          </w:p>
-        </w:tc>
-      </w:tr>
-      <w:tr>
-        <w:tc>
-          <w:tcPr/>
-          <w:p>
-            <w:pPr>
-              <w:pStyle w:val="Compact"/>
-              <w:jc w:val="left"/>
-            </w:pPr>
-            <w:r>
-              <w:t xml:space="preserve">Board ecosystem</w:t>
-            </w:r>
-          </w:p>
-        </w:tc>
-        <w:tc>
-          <w:tcPr/>
-          <w:p>
-            <w:pPr>
-              <w:pStyle w:val="Compact"/>
-              <w:jc w:val="left"/>
-            </w:pPr>
-            <w:r>
-              <w:t xml:space="preserve">DevLab</w:t>
-            </w:r>
-          </w:p>
-        </w:tc>
-      </w:tr>
-      <w:tr>
-        <w:tc>
-          <w:tcPr/>
-          <w:p>
-            <w:pPr>
-              <w:pStyle w:val="Compact"/>
-              <w:jc w:val="left"/>
-            </w:pPr>
-            <w:r>
-              <w:t xml:space="preserve">Product family</w:t>
-            </w:r>
-          </w:p>
-        </w:tc>
-        <w:tc>
-          <w:tcPr/>
-          <w:p>
-            <w:pPr>
-              <w:pStyle w:val="Compact"/>
-              <w:jc w:val="left"/>
-            </w:pPr>
-            <w:r>
-              <w:t xml:space="preserve">Atom</w:t>
-            </w:r>
-          </w:p>
-        </w:tc>
-      </w:tr>
-      <w:tr>
-        <w:tc>
-          <w:tcPr/>
-          <w:p>
-            <w:pPr>
-              <w:pStyle w:val="Compact"/>
-              <w:jc w:val="left"/>
-            </w:pPr>
-            <w:r>
-              <w:t xml:space="preserve">Product type</w:t>
-            </w:r>
-          </w:p>
-        </w:tc>
-        <w:tc>
-          <w:tcPr/>
-          <w:p>
-            <w:pPr>
-              <w:pStyle w:val="Compact"/>
-              <w:jc w:val="left"/>
-            </w:pPr>
-            <w:r>
-              <w:t xml:space="preserve">I2C-compatible and direct-analog ambient-light module</w:t>
-            </w:r>
-          </w:p>
-        </w:tc>
-      </w:tr>
-      <w:tr>
-        <w:tc>
-          <w:tcPr/>
-          <w:p>
-            <w:pPr>
-              <w:pStyle w:val="Compact"/>
-              <w:jc w:val="left"/>
-            </w:pPr>
-            <w:r>
-              <w:t xml:space="preserve">Optical component</w:t>
-            </w:r>
-          </w:p>
-        </w:tc>
-        <w:tc>
-          <w:tcPr/>
-          <w:p>
-            <w:pPr>
-              <w:pStyle w:val="Compact"/>
-              <w:jc w:val="left"/>
-            </w:pPr>
-            <w:r>
-              <w:t xml:space="preserve">TEMT6000</w:t>
-            </w:r>
-          </w:p>
-        </w:tc>
-      </w:tr>
-      <w:tr>
-        <w:tc>
-          <w:tcPr/>
-          <w:p>
-            <w:pPr>
-              <w:pStyle w:val="Compact"/>
-              <w:jc w:val="left"/>
-            </w:pPr>
-            <w:r>
-              <w:t xml:space="preserve">Interface controller</w:t>
-            </w:r>
-          </w:p>
-        </w:tc>
-        <w:tc>
-          <w:tcPr/>
-          <w:p>
-            <w:pPr>
-              <w:pStyle w:val="Compact"/>
-              <w:jc w:val="left"/>
-            </w:pPr>
-            <w:r>
-              <w:t xml:space="preserve">32-bit Arm Cortex-M0+; 16 KB Flash and 2 KB SRAM</w:t>
-            </w:r>
-          </w:p>
-        </w:tc>
-      </w:tr>
-      <w:tr>
-        <w:tc>
-          <w:tcPr/>
-          <w:p>
-            <w:pPr>
-              <w:pStyle w:val="Compact"/>
-              <w:jc w:val="left"/>
-            </w:pPr>
-            <w:r>
-              <w:t xml:space="preserve">Manufacturer Part Number (MPN)</w:t>
-            </w:r>
-          </w:p>
-        </w:tc>
-        <w:tc>
-          <w:tcPr/>
-          <w:p>
-            <w:pPr>
-              <w:pStyle w:val="Compact"/>
-              <w:jc w:val="left"/>
-            </w:pPr>
-            <w:r>
-              <w:t xml:space="preserve">UE0098</w:t>
-            </w:r>
-          </w:p>
-        </w:tc>
-      </w:tr>
-      <w:tr>
-        <w:tc>
-          <w:tcPr/>
-          <w:p>
-            <w:pPr>
-              <w:pStyle w:val="Compact"/>
-              <w:jc w:val="left"/>
-            </w:pPr>
-            <w:r>
-              <w:t xml:space="preserve">Current board artwork</w:t>
-            </w:r>
-          </w:p>
-        </w:tc>
-        <w:tc>
-          <w:tcPr/>
-          <w:p>
-            <w:pPr>
-              <w:pStyle w:val="Compact"/>
-            </w:pPr>
-          </w:p>
-        </w:tc>
-      </w:tr>
-      <w:tr>
-        <w:tc>
-          <w:tcPr/>
-          <w:p>
-            <w:pPr>
-              <w:pStyle w:val="Compact"/>
-              <w:jc w:val="left"/>
-            </w:pPr>
-            <w:r>
-              <w:t xml:space="preserve">Product Reference</w:t>
-            </w:r>
-          </w:p>
-        </w:tc>
-        <w:tc>
-          <w:tcPr/>
-          <w:p>
-            <w:pPr>
-              <w:pStyle w:val="Compact"/>
-              <w:jc w:val="left"/>
-            </w:pPr>
-            <w:r>
-              <w:t xml:space="preserve">Version 1.1.0</w:t>
-            </w:r>
-          </w:p>
-        </w:tc>
-      </w:tr>
-    </w:tbl>
-    <w:p>
-      <w:pPr>
-        <w:pStyle w:val="BodyText"/>
-      </w:pPr>
-      <w:r>
-        <w:t xml:space="preserve">Board, pinout, schematic, and documentation revisions are controlled</w:t>
-      </w:r>
-      <w:r>
-        <w:t xml:space="preserve"> </w:t>
-      </w:r>
-      <w:r>
-        <w:t xml:space="preserve">independently.</w:t>
-      </w:r>
-    </w:p>
-    <w:bookmarkEnd w:id="26"/>
-    <w:bookmarkStart w:id="27" w:name="identified-assemblies"/>
-    <w:p>
-      <w:pPr>
-        <w:pStyle w:val="Heading3"/>
-      </w:pPr>
-      <w:r>
-        <w:rPr>
-          <w:bCs/>
-          <w:b/>
-        </w:rPr>
-        <w:t xml:space="preserve">1.3 Identified Assemblies</w:t>
+        <w:t xml:space="preserve">1.2 Recommended Test Equipment</w:t>
+      </w:r>
+    </w:p>
+    <w:p>
+      <w:pPr>
+        <w:pStyle w:val="FirstParagraph"/>
+      </w:pPr>
+      <w:r>
+        <w:t xml:space="preserve">The following equipment may be used for integration, testing, and validation. These items are not included with the module.</w:t>
       </w:r>
     </w:p>
     <w:tbl>
@@ -1989,6 +1490,593 @@
               <w:jc w:val="left"/>
             </w:pPr>
             <w:r>
+              <w:t xml:space="preserve">Equipment</w:t>
+            </w:r>
+          </w:p>
+        </w:tc>
+        <w:tc>
+          <w:tcPr/>
+          <w:p>
+            <w:pPr>
+              <w:pStyle w:val="Compact"/>
+              <w:jc w:val="left"/>
+            </w:pPr>
+            <w:r>
+              <w:t xml:space="preserve">Purpose</w:t>
+            </w:r>
+          </w:p>
+        </w:tc>
+        <w:tc>
+          <w:tcPr/>
+          <w:p>
+            <w:pPr>
+              <w:pStyle w:val="Compact"/>
+              <w:jc w:val="left"/>
+            </w:pPr>
+            <w:r>
+              <w:t xml:space="preserve">Selection notes</w:t>
+            </w:r>
+          </w:p>
+        </w:tc>
+      </w:tr>
+      <w:tr>
+        <w:tc>
+          <w:tcPr/>
+          <w:p>
+            <w:pPr>
+              <w:pStyle w:val="Compact"/>
+              <w:jc w:val="left"/>
+            </w:pPr>
+            <w:r>
+              <w:t xml:space="preserve">I2C-capable host</w:t>
+            </w:r>
+          </w:p>
+        </w:tc>
+        <w:tc>
+          <w:tcPr/>
+          <w:p>
+            <w:pPr>
+              <w:pStyle w:val="Compact"/>
+              <w:jc w:val="left"/>
+            </w:pPr>
+            <w:r>
+              <w:t xml:space="preserve">Scans and communicates with the module</w:t>
+            </w:r>
+          </w:p>
+        </w:tc>
+        <w:tc>
+          <w:tcPr/>
+          <w:p>
+            <w:pPr>
+              <w:pStyle w:val="Compact"/>
+              <w:jc w:val="left"/>
+            </w:pPr>
+            <w:r>
+              <w:t xml:space="preserve">Use 7-bit addressing and an I2C clock from 100 kHz through 400 kHz</w:t>
+            </w:r>
+          </w:p>
+        </w:tc>
+      </w:tr>
+      <w:tr>
+        <w:tc>
+          <w:tcPr/>
+          <w:p>
+            <w:pPr>
+              <w:pStyle w:val="Compact"/>
+              <w:jc w:val="left"/>
+            </w:pPr>
+            <w:r>
+              <w:t xml:space="preserve">Analog test lead or carrier</w:t>
+            </w:r>
+          </w:p>
+        </w:tc>
+        <w:tc>
+          <w:tcPr/>
+          <w:p>
+            <w:pPr>
+              <w:pStyle w:val="Compact"/>
+              <w:jc w:val="left"/>
+            </w:pPr>
+            <w:r>
+              <w:t xml:space="preserve">Provides access to</w:t>
+            </w:r>
+            <w:r>
+              <w:t xml:space="preserve"> </w:t>
+            </w:r>
+            <w:r>
+              <w:rPr>
+                <w:rStyle w:val="VerbatimChar"/>
+              </w:rPr>
+              <w:t xml:space="preserve">VCC</w:t>
+            </w:r>
+            <w:r>
+              <w:t xml:space="preserve">,</w:t>
+            </w:r>
+            <w:r>
+              <w:t xml:space="preserve"> </w:t>
+            </w:r>
+            <w:r>
+              <w:rPr>
+                <w:rStyle w:val="VerbatimChar"/>
+              </w:rPr>
+              <w:t xml:space="preserve">GND</w:t>
+            </w:r>
+            <w:r>
+              <w:t xml:space="preserve">, and</w:t>
+            </w:r>
+            <w:r>
+              <w:t xml:space="preserve"> </w:t>
+            </w:r>
+            <w:r>
+              <w:rPr>
+                <w:rStyle w:val="VerbatimChar"/>
+              </w:rPr>
+              <w:t xml:space="preserve">SIG</w:t>
+            </w:r>
+          </w:p>
+        </w:tc>
+        <w:tc>
+          <w:tcPr/>
+          <w:p>
+            <w:pPr>
+              <w:pStyle w:val="Compact"/>
+              <w:jc w:val="left"/>
+            </w:pPr>
+            <w:r>
+              <w:rPr>
+                <w:rStyle w:val="VerbatimChar"/>
+              </w:rPr>
+              <w:t xml:space="preserve">SIG</w:t>
+            </w:r>
+            <w:r>
+              <w:t xml:space="preserve"> </w:t>
+            </w:r>
+            <w:r>
+              <w:t xml:space="preserve">must connect to a voltage-compatible ADC input</w:t>
+            </w:r>
+          </w:p>
+        </w:tc>
+      </w:tr>
+      <w:tr>
+        <w:tc>
+          <w:tcPr/>
+          <w:p>
+            <w:pPr>
+              <w:pStyle w:val="Compact"/>
+              <w:jc w:val="left"/>
+            </w:pPr>
+            <w:r>
+              <w:t xml:space="preserve">Logic analyzer</w:t>
+            </w:r>
+          </w:p>
+        </w:tc>
+        <w:tc>
+          <w:tcPr/>
+          <w:p>
+            <w:pPr>
+              <w:pStyle w:val="Compact"/>
+              <w:jc w:val="left"/>
+            </w:pPr>
+            <w:r>
+              <w:t xml:space="preserve">Checks I2C communication activity</w:t>
+            </w:r>
+          </w:p>
+        </w:tc>
+        <w:tc>
+          <w:tcPr/>
+          <w:p>
+            <w:pPr>
+              <w:pStyle w:val="Compact"/>
+              <w:jc w:val="left"/>
+            </w:pPr>
+            <w:r>
+              <w:t xml:space="preserve">Use input thresholds compatible with the powered board</w:t>
+            </w:r>
+          </w:p>
+        </w:tc>
+      </w:tr>
+      <w:tr>
+        <w:tc>
+          <w:tcPr/>
+          <w:p>
+            <w:pPr>
+              <w:pStyle w:val="Compact"/>
+              <w:jc w:val="left"/>
+            </w:pPr>
+            <w:r>
+              <w:t xml:space="preserve">Reference lux meter</w:t>
+            </w:r>
+          </w:p>
+        </w:tc>
+        <w:tc>
+          <w:tcPr/>
+          <w:p>
+            <w:pPr>
+              <w:pStyle w:val="Compact"/>
+              <w:jc w:val="left"/>
+            </w:pPr>
+            <w:r>
+              <w:t xml:space="preserve">Supports optical calibration and validation</w:t>
+            </w:r>
+          </w:p>
+        </w:tc>
+        <w:tc>
+          <w:tcPr/>
+          <w:p>
+            <w:pPr>
+              <w:pStyle w:val="Compact"/>
+              <w:jc w:val="left"/>
+            </w:pPr>
+            <w:r>
+              <w:t xml:space="preserve">Required for quantitative illuminance validation</w:t>
+            </w:r>
+          </w:p>
+        </w:tc>
+      </w:tr>
+    </w:tbl>
+    <w:bookmarkEnd w:id="26"/>
+    <w:bookmarkStart w:id="27" w:name="board-identification"/>
+    <w:p>
+      <w:pPr>
+        <w:pStyle w:val="Heading3"/>
+      </w:pPr>
+      <w:r>
+        <w:rPr>
+          <w:bCs/>
+          <w:b/>
+        </w:rPr>
+        <w:t xml:space="preserve">1.3 Board Identification</w:t>
+      </w:r>
+    </w:p>
+    <w:tbl>
+      <w:tblPr>
+        <w:tblStyle w:val="Table"/>
+        <w:tblW w:type="pct" w:w="5000"/>
+        <w:tblLook w:firstRow="1" w:lastRow="0" w:firstColumn="0" w:lastColumn="0" w:noHBand="0" w:noVBand="0" w:val="0020"/>
+        <w:jc w:val="start"/>
+      </w:tblPr>
+      <w:tblGrid>
+        <w:gridCol w:w="3960"/>
+        <w:gridCol w:w="3960"/>
+      </w:tblGrid>
+      <w:tr>
+        <w:trPr>
+          <w:tblHeader w:val="true"/>
+        </w:trPr>
+        <w:tc>
+          <w:tcPr/>
+          <w:p>
+            <w:pPr>
+              <w:pStyle w:val="Compact"/>
+              <w:jc w:val="left"/>
+            </w:pPr>
+            <w:r>
+              <w:t xml:space="preserve">Item</w:t>
+            </w:r>
+          </w:p>
+        </w:tc>
+        <w:tc>
+          <w:tcPr/>
+          <w:p>
+            <w:pPr>
+              <w:pStyle w:val="Compact"/>
+              <w:jc w:val="left"/>
+            </w:pPr>
+            <w:r>
+              <w:t xml:space="preserve">Value</w:t>
+            </w:r>
+          </w:p>
+        </w:tc>
+      </w:tr>
+      <w:tr>
+        <w:tc>
+          <w:tcPr/>
+          <w:p>
+            <w:pPr>
+              <w:pStyle w:val="Compact"/>
+              <w:jc w:val="left"/>
+            </w:pPr>
+            <w:r>
+              <w:t xml:space="preserve">Product</w:t>
+            </w:r>
+          </w:p>
+        </w:tc>
+        <w:tc>
+          <w:tcPr/>
+          <w:p>
+            <w:pPr>
+              <w:pStyle w:val="Compact"/>
+              <w:jc w:val="left"/>
+            </w:pPr>
+            <w:r>
+              <w:t xml:space="preserve">UNIT ATOM TEMT6000 Ambient Light Sensor</w:t>
+            </w:r>
+          </w:p>
+        </w:tc>
+      </w:tr>
+      <w:tr>
+        <w:tc>
+          <w:tcPr/>
+          <w:p>
+            <w:pPr>
+              <w:pStyle w:val="Compact"/>
+              <w:jc w:val="left"/>
+            </w:pPr>
+            <w:r>
+              <w:t xml:space="preserve">Brand / company</w:t>
+            </w:r>
+          </w:p>
+        </w:tc>
+        <w:tc>
+          <w:tcPr/>
+          <w:p>
+            <w:pPr>
+              <w:pStyle w:val="Compact"/>
+              <w:jc w:val="left"/>
+            </w:pPr>
+            <w:r>
+              <w:t xml:space="preserve">UNIT Electronics</w:t>
+            </w:r>
+          </w:p>
+        </w:tc>
+      </w:tr>
+      <w:tr>
+        <w:tc>
+          <w:tcPr/>
+          <w:p>
+            <w:pPr>
+              <w:pStyle w:val="Compact"/>
+              <w:jc w:val="left"/>
+            </w:pPr>
+            <w:r>
+              <w:t xml:space="preserve">Board ecosystem</w:t>
+            </w:r>
+          </w:p>
+        </w:tc>
+        <w:tc>
+          <w:tcPr/>
+          <w:p>
+            <w:pPr>
+              <w:pStyle w:val="Compact"/>
+              <w:jc w:val="left"/>
+            </w:pPr>
+            <w:r>
+              <w:t xml:space="preserve">DevLab</w:t>
+            </w:r>
+          </w:p>
+        </w:tc>
+      </w:tr>
+      <w:tr>
+        <w:tc>
+          <w:tcPr/>
+          <w:p>
+            <w:pPr>
+              <w:pStyle w:val="Compact"/>
+              <w:jc w:val="left"/>
+            </w:pPr>
+            <w:r>
+              <w:t xml:space="preserve">Product family</w:t>
+            </w:r>
+          </w:p>
+        </w:tc>
+        <w:tc>
+          <w:tcPr/>
+          <w:p>
+            <w:pPr>
+              <w:pStyle w:val="Compact"/>
+              <w:jc w:val="left"/>
+            </w:pPr>
+            <w:r>
+              <w:t xml:space="preserve">Atom</w:t>
+            </w:r>
+          </w:p>
+        </w:tc>
+      </w:tr>
+      <w:tr>
+        <w:tc>
+          <w:tcPr/>
+          <w:p>
+            <w:pPr>
+              <w:pStyle w:val="Compact"/>
+              <w:jc w:val="left"/>
+            </w:pPr>
+            <w:r>
+              <w:t xml:space="preserve">Product type</w:t>
+            </w:r>
+          </w:p>
+        </w:tc>
+        <w:tc>
+          <w:tcPr/>
+          <w:p>
+            <w:pPr>
+              <w:pStyle w:val="Compact"/>
+              <w:jc w:val="left"/>
+            </w:pPr>
+            <w:r>
+              <w:t xml:space="preserve">I2C-compatible and direct-analog ambient-light module</w:t>
+            </w:r>
+          </w:p>
+        </w:tc>
+      </w:tr>
+      <w:tr>
+        <w:tc>
+          <w:tcPr/>
+          <w:p>
+            <w:pPr>
+              <w:pStyle w:val="Compact"/>
+              <w:jc w:val="left"/>
+            </w:pPr>
+            <w:r>
+              <w:t xml:space="preserve">Optical component</w:t>
+            </w:r>
+          </w:p>
+        </w:tc>
+        <w:tc>
+          <w:tcPr/>
+          <w:p>
+            <w:pPr>
+              <w:pStyle w:val="Compact"/>
+              <w:jc w:val="left"/>
+            </w:pPr>
+            <w:r>
+              <w:t xml:space="preserve">TEMT6000</w:t>
+            </w:r>
+          </w:p>
+        </w:tc>
+      </w:tr>
+      <w:tr>
+        <w:tc>
+          <w:tcPr/>
+          <w:p>
+            <w:pPr>
+              <w:pStyle w:val="Compact"/>
+              <w:jc w:val="left"/>
+            </w:pPr>
+            <w:r>
+              <w:t xml:space="preserve">Interface controller</w:t>
+            </w:r>
+          </w:p>
+        </w:tc>
+        <w:tc>
+          <w:tcPr/>
+          <w:p>
+            <w:pPr>
+              <w:pStyle w:val="Compact"/>
+              <w:jc w:val="left"/>
+            </w:pPr>
+            <w:r>
+              <w:t xml:space="preserve">32-bit Arm Cortex-M0+; 16 KB Flash and 2 KB SRAM</w:t>
+            </w:r>
+          </w:p>
+        </w:tc>
+      </w:tr>
+      <w:tr>
+        <w:tc>
+          <w:tcPr/>
+          <w:p>
+            <w:pPr>
+              <w:pStyle w:val="Compact"/>
+              <w:jc w:val="left"/>
+            </w:pPr>
+            <w:r>
+              <w:t xml:space="preserve">Manufacturer Part Number (MPN)</w:t>
+            </w:r>
+          </w:p>
+        </w:tc>
+        <w:tc>
+          <w:tcPr/>
+          <w:p>
+            <w:pPr>
+              <w:pStyle w:val="Compact"/>
+              <w:jc w:val="left"/>
+            </w:pPr>
+            <w:r>
+              <w:t xml:space="preserve">UE0098</w:t>
+            </w:r>
+          </w:p>
+        </w:tc>
+      </w:tr>
+      <w:tr>
+        <w:tc>
+          <w:tcPr/>
+          <w:p>
+            <w:pPr>
+              <w:pStyle w:val="Compact"/>
+              <w:jc w:val="left"/>
+            </w:pPr>
+            <w:r>
+              <w:t xml:space="preserve">Current board artwork</w:t>
+            </w:r>
+          </w:p>
+        </w:tc>
+        <w:tc>
+          <w:tcPr/>
+          <w:p>
+            <w:pPr>
+              <w:pStyle w:val="Compact"/>
+            </w:pPr>
+          </w:p>
+        </w:tc>
+      </w:tr>
+      <w:tr>
+        <w:tc>
+          <w:tcPr/>
+          <w:p>
+            <w:pPr>
+              <w:pStyle w:val="Compact"/>
+              <w:jc w:val="left"/>
+            </w:pPr>
+            <w:r>
+              <w:t xml:space="preserve">Product Reference</w:t>
+            </w:r>
+          </w:p>
+        </w:tc>
+        <w:tc>
+          <w:tcPr/>
+          <w:p>
+            <w:pPr>
+              <w:pStyle w:val="Compact"/>
+              <w:jc w:val="left"/>
+            </w:pPr>
+            <w:r>
+              <w:t xml:space="preserve">Version 1.1.0</w:t>
+            </w:r>
+          </w:p>
+        </w:tc>
+      </w:tr>
+    </w:tbl>
+    <w:p>
+      <w:pPr>
+        <w:pStyle w:val="BodyText"/>
+      </w:pPr>
+      <w:r>
+        <w:t xml:space="preserve">Board, pinout, schematic, and documentation revisions are controlled</w:t>
+      </w:r>
+      <w:r>
+        <w:t xml:space="preserve"> </w:t>
+      </w:r>
+      <w:r>
+        <w:t xml:space="preserve">independently.</w:t>
+      </w:r>
+    </w:p>
+    <w:bookmarkEnd w:id="27"/>
+    <w:bookmarkStart w:id="28" w:name="identified-assemblies"/>
+    <w:p>
+      <w:pPr>
+        <w:pStyle w:val="Heading3"/>
+      </w:pPr>
+      <w:r>
+        <w:rPr>
+          <w:bCs/>
+          <w:b/>
+        </w:rPr>
+        <w:t xml:space="preserve">1.4 Identified Assemblies</w:t>
+      </w:r>
+    </w:p>
+    <w:tbl>
+      <w:tblPr>
+        <w:tblStyle w:val="Table"/>
+        <w:tblW w:type="pct" w:w="5000"/>
+        <w:tblLook w:firstRow="1" w:lastRow="0" w:firstColumn="0" w:lastColumn="0" w:noHBand="0" w:noVBand="0" w:val="0020"/>
+        <w:jc w:val="start"/>
+      </w:tblPr>
+      <w:tblGrid>
+        <w:gridCol w:w="2640"/>
+        <w:gridCol w:w="2640"/>
+        <w:gridCol w:w="2640"/>
+      </w:tblGrid>
+      <w:tr>
+        <w:trPr>
+          <w:tblHeader w:val="true"/>
+        </w:trPr>
+        <w:tc>
+          <w:tcPr/>
+          <w:p>
+            <w:pPr>
+              <w:pStyle w:val="Compact"/>
+              <w:jc w:val="left"/>
+            </w:pPr>
+            <w:r>
               <w:t xml:space="preserve">Assembly</w:t>
             </w:r>
           </w:p>
@@ -2401,8 +2489,8 @@
         </w:tc>
       </w:tr>
     </w:tbl>
-    <w:bookmarkEnd w:id="27"/>
-    <w:bookmarkStart w:id="31" w:name="board-layout-and-reference-designators"/>
+    <w:bookmarkEnd w:id="28"/>
+    <w:bookmarkStart w:id="32" w:name="board-layout-and-reference-designators"/>
     <w:p>
       <w:pPr>
         <w:pStyle w:val="Heading3"/>
@@ -2412,7 +2500,7 @@
           <w:bCs/>
           <w:b/>
         </w:rPr>
-        <w:t xml:space="preserve">1.4 Board Layout and Reference Designators</w:t>
+        <w:t xml:space="preserve">1.5 Board Layout and Reference Designators</w:t>
       </w:r>
     </w:p>
     <w:p>
@@ -2424,18 +2512,18 @@
           <wp:inline>
             <wp:extent cx="6108700" cy="4073328"/>
             <wp:effectExtent b="0" l="0" r="0" t="0"/>
-            <wp:docPr descr="" title="" id="29" name="Picture"/>
+            <wp:docPr descr="" title="" id="30" name="Picture"/>
             <a:graphic>
               <a:graphicData uri="http://schemas.openxmlformats.org/drawingml/2006/picture">
                 <pic:pic>
                   <pic:nvPicPr>
-                    <pic:cNvPr descr="../../../hardware/resources/unit_topology_v_3_1_0_ue0098_temt6000_ambient_light_sensor.png" id="30" name="Picture"/>
+                    <pic:cNvPr descr="../../../hardware/resources/unit_topology_v_3_1_0_ue0098_temt6000_ambient_light_sensor.png" id="31" name="Picture"/>
                     <pic:cNvPicPr>
                       <a:picLocks noChangeArrowheads="1" noChangeAspect="1"/>
                     </pic:cNvPicPr>
                   </pic:nvPicPr>
                   <pic:blipFill>
-                    <a:blip r:embed="rId28"/>
+                    <a:blip r:embed="rId29"/>
                     <a:stretch>
                       <a:fillRect/>
                     </a:stretch>
@@ -3111,8 +3199,8 @@
         </w:tc>
       </w:tr>
     </w:tbl>
-    <w:bookmarkEnd w:id="31"/>
-    <w:bookmarkStart w:id="38" w:name="board-views"/>
+    <w:bookmarkEnd w:id="32"/>
+    <w:bookmarkStart w:id="39" w:name="board-views"/>
     <w:p>
       <w:pPr>
         <w:pStyle w:val="Heading3"/>
@@ -3134,18 +3222,18 @@
           <wp:inline>
             <wp:extent cx="2148840" cy="1080507"/>
             <wp:effectExtent b="0" l="0" r="0" t="0"/>
-            <wp:docPr descr="" title="" id="33" name="Picture"/>
+            <wp:docPr descr="" title="" id="34" name="Picture"/>
             <a:graphic>
               <a:graphicData uri="http://schemas.openxmlformats.org/drawingml/2006/picture">
                 <pic:pic>
                   <pic:nvPicPr>
-                    <pic:cNvPr descr="../../../hardware/resources/unit_top_v_0_3_1_ue0098_temt6000.png" id="34" name="Picture"/>
+                    <pic:cNvPr descr="../../../hardware/resources/unit_top_v_0_3_1_ue0098_temt6000.png" id="35" name="Picture"/>
                     <pic:cNvPicPr>
                       <a:picLocks noChangeArrowheads="1" noChangeAspect="1"/>
                     </pic:cNvPicPr>
                   </pic:nvPicPr>
                   <pic:blipFill>
-                    <a:blip r:embed="rId32"/>
+                    <a:blip r:embed="rId33"/>
                     <a:stretch>
                       <a:fillRect/>
                     </a:stretch>
@@ -3195,18 +3283,18 @@
           <wp:inline>
             <wp:extent cx="2148840" cy="3486122"/>
             <wp:effectExtent b="0" l="0" r="0" t="0"/>
-            <wp:docPr descr="" title="" id="36" name="Picture"/>
+            <wp:docPr descr="" title="" id="37" name="Picture"/>
             <a:graphic>
               <a:graphicData uri="http://schemas.openxmlformats.org/drawingml/2006/picture">
                 <pic:pic>
                   <pic:nvPicPr>
-                    <pic:cNvPr descr="../../../hardware/resources/unit_btm_v_0_3_1_ue0098_temt6000.png" id="37" name="Picture"/>
+                    <pic:cNvPr descr="../../../hardware/resources/unit_btm_v_0_3_1_ue0098_temt6000.png" id="38" name="Picture"/>
                     <pic:cNvPicPr>
                       <a:picLocks noChangeArrowheads="1" noChangeAspect="1"/>
                     </pic:cNvPicPr>
                   </pic:nvPicPr>
                   <pic:blipFill>
-                    <a:blip r:embed="rId35"/>
+                    <a:blip r:embed="rId36"/>
                     <a:stretch>
                       <a:fillRect/>
                     </a:stretch>
@@ -3259,8 +3347,8 @@
         <w:t xml:space="preserve">debugging interface; there is no separate user-accessible SWD connector.</w:t>
       </w:r>
     </w:p>
-    <w:bookmarkEnd w:id="38"/>
-    <w:bookmarkStart w:id="39" w:name="handling"/>
+    <w:bookmarkEnd w:id="39"/>
+    <w:bookmarkStart w:id="40" w:name="handling"/>
     <w:p>
       <w:pPr>
         <w:pStyle w:val="Heading3"/>
@@ -3281,9 +3369,9 @@
         <w:t xml:space="preserve">Use normal ESD precautions. Keep the transparent sensor package clean and optically unobstructed. Remove power before changing connectors or modifying the I2C solder bridge.</w:t>
       </w:r>
     </w:p>
-    <w:bookmarkEnd w:id="39"/>
     <w:bookmarkEnd w:id="40"/>
-    <w:bookmarkStart w:id="49" w:name="ratings"/>
+    <w:bookmarkEnd w:id="41"/>
+    <w:bookmarkStart w:id="50" w:name="ratings"/>
     <w:p>
       <w:pPr>
         <w:pStyle w:val="Heading2"/>
@@ -3334,7 +3422,7 @@
         <w:t xml:space="preserve">that require application-specific verification.</w:t>
       </w:r>
     </w:p>
-    <w:bookmarkStart w:id="41" w:name="recommended-operating-conditions"/>
+    <w:bookmarkStart w:id="42" w:name="recommended-operating-conditions"/>
     <w:p>
       <w:pPr>
         <w:pStyle w:val="Heading3"/>
@@ -4028,8 +4116,8 @@
         <w:t xml:space="preserve">absolute maximum ratings are also not specified.</w:t>
       </w:r>
     </w:p>
-    <w:bookmarkEnd w:id="41"/>
-    <w:bookmarkStart w:id="42" w:name="X57f1bc1824078e444c074377e7b47a1eadaa09b"/>
+    <w:bookmarkEnd w:id="42"/>
+    <w:bookmarkStart w:id="43" w:name="X57f1bc1824078e444c074377e7b47a1eadaa09b"/>
     <w:p>
       <w:pPr>
         <w:pStyle w:val="Heading3"/>
@@ -4562,8 +4650,8 @@
         <w:t xml:space="preserve">commands and transaction sequences are provided in Chapter 3.</w:t>
       </w:r>
     </w:p>
-    <w:bookmarkEnd w:id="42"/>
-    <w:bookmarkStart w:id="43" w:name="interface-controller-characteristics"/>
+    <w:bookmarkEnd w:id="43"/>
+    <w:bookmarkStart w:id="44" w:name="interface-controller-characteristics"/>
     <w:p>
       <w:pPr>
         <w:pStyle w:val="Heading3"/>
@@ -4853,8 +4941,8 @@
         <w:t xml:space="preserve">Programming and debugging functionality is reserved for factory use on this module. The controller operating range applies only to the controller and does not establish the absolute maximum ratings of the complete module or every externally accessible contact.</w:t>
       </w:r>
     </w:p>
-    <w:bookmarkEnd w:id="43"/>
-    <w:bookmarkStart w:id="44" w:name="temt6000-maximum-ratings"/>
+    <w:bookmarkEnd w:id="44"/>
+    <w:bookmarkStart w:id="45" w:name="temt6000-maximum-ratings"/>
     <w:p>
       <w:pPr>
         <w:pStyle w:val="Heading3"/>
@@ -5278,8 +5366,8 @@
         </w:tc>
       </w:tr>
     </w:tbl>
-    <w:bookmarkEnd w:id="44"/>
-    <w:bookmarkStart w:id="45" w:name="temt6000-characteristics"/>
+    <w:bookmarkEnd w:id="45"/>
+    <w:bookmarkStart w:id="46" w:name="temt6000-characteristics"/>
     <w:p>
       <w:pPr>
         <w:pStyle w:val="Heading3"/>
@@ -6069,8 +6157,8 @@
         </w:tc>
       </w:tr>
     </w:tbl>
-    <w:bookmarkEnd w:id="45"/>
-    <w:bookmarkStart w:id="46" w:name="analog-signal-path"/>
+    <w:bookmarkEnd w:id="46"/>
+    <w:bookmarkStart w:id="47" w:name="analog-signal-path"/>
     <w:p>
       <w:pPr>
         <w:pStyle w:val="Heading3"/>
@@ -6206,8 +6294,8 @@
         <w:t xml:space="preserve">range, analog transfer accuracy, source impedance, loading behavior, and complete-module response still require measurement and qualification.</w:t>
       </w:r>
     </w:p>
-    <w:bookmarkEnd w:id="46"/>
-    <w:bookmarkStart w:id="47" w:name="Xfceabeeeb34bfd761998e8b16fcfc49584ad897"/>
+    <w:bookmarkEnd w:id="47"/>
+    <w:bookmarkStart w:id="48" w:name="Xfceabeeeb34bfd761998e8b16fcfc49584ad897"/>
     <w:p>
       <w:pPr>
         <w:pStyle w:val="Heading3"/>
@@ -6372,8 +6460,8 @@
         <w:t xml:space="preserve">Until these characteristics are validated, component-level specifications must not be interpreted as guaranteed complete-module specifications.</w:t>
       </w:r>
     </w:p>
-    <w:bookmarkEnd w:id="47"/>
-    <w:bookmarkStart w:id="48" w:name="electrical-precautions"/>
+    <w:bookmarkEnd w:id="48"/>
+    <w:bookmarkStart w:id="49" w:name="electrical-precautions"/>
     <w:p>
       <w:pPr>
         <w:pStyle w:val="Heading3"/>
@@ -6518,9 +6606,9 @@
         <w:t xml:space="preserve">Verify the current released schematic, component specifications, and interface documentation before production integration.</w:t>
       </w:r>
     </w:p>
-    <w:bookmarkEnd w:id="48"/>
     <w:bookmarkEnd w:id="49"/>
-    <w:bookmarkStart w:id="63" w:name="functional-overview"/>
+    <w:bookmarkEnd w:id="50"/>
+    <w:bookmarkStart w:id="64" w:name="functional-overview"/>
     <w:p>
       <w:pPr>
         <w:pStyle w:val="Heading2"/>
@@ -6585,7 +6673,7 @@
         <w:t xml:space="preserve">through DevLab Device Protocol (DDP) v1.0.</w:t>
       </w:r>
     </w:p>
-    <w:bookmarkStart w:id="53" w:name="functional-block-diagram"/>
+    <w:bookmarkStart w:id="54" w:name="functional-block-diagram"/>
     <w:p>
       <w:pPr>
         <w:pStyle w:val="Heading3"/>
@@ -6607,18 +6695,18 @@
           <wp:inline>
             <wp:extent cx="6108700" cy="3436143"/>
             <wp:effectExtent b="0" l="0" r="0" t="0"/>
-            <wp:docPr descr="" title="" id="51" name="Picture"/>
+            <wp:docPr descr="" title="" id="52" name="Picture"/>
             <a:graphic>
               <a:graphicData uri="http://schemas.openxmlformats.org/drawingml/2006/picture">
                 <pic:pic>
                   <pic:nvPicPr>
-                    <pic:cNvPr descr="../assets/block_diagram.png" id="52" name="Picture"/>
+                    <pic:cNvPr descr="../assets/block_diagram.png" id="53" name="Picture"/>
                     <pic:cNvPicPr>
                       <a:picLocks noChangeArrowheads="1" noChangeAspect="1"/>
                     </pic:cNvPicPr>
                   </pic:nvPicPr>
                   <pic:blipFill>
-                    <a:blip r:embed="rId50"/>
+                    <a:blip r:embed="rId51"/>
                     <a:stretch>
                       <a:fillRect/>
                     </a:stretch>
@@ -6690,8 +6778,8 @@
         <w:t xml:space="preserve">controller ADC for access over I2C.</w:t>
       </w:r>
     </w:p>
-    <w:bookmarkEnd w:id="53"/>
-    <w:bookmarkStart w:id="54" w:name="operating-modes"/>
+    <w:bookmarkEnd w:id="54"/>
+    <w:bookmarkStart w:id="55" w:name="operating-modes"/>
     <w:p>
       <w:pPr>
         <w:pStyle w:val="Heading3"/>
@@ -6926,8 +7014,8 @@
         <w:t xml:space="preserve">application-specific calibration.</w:t>
       </w:r>
     </w:p>
-    <w:bookmarkEnd w:id="54"/>
-    <w:bookmarkStart w:id="55" w:name="digital-light-measurement"/>
+    <w:bookmarkEnd w:id="55"/>
+    <w:bookmarkStart w:id="56" w:name="digital-light-measurement"/>
     <w:p>
       <w:pPr>
         <w:pStyle w:val="Heading3"/>
@@ -7421,8 +7509,8 @@
         <w:t xml:space="preserve">optical arrangement.</w:t>
       </w:r>
     </w:p>
-    <w:bookmarkEnd w:id="55"/>
-    <w:bookmarkStart w:id="59" w:name="i2c-communication-model"/>
+    <w:bookmarkEnd w:id="56"/>
+    <w:bookmarkStart w:id="60" w:name="i2c-communication-model"/>
     <w:p>
       <w:pPr>
         <w:pStyle w:val="Heading3"/>
@@ -7464,18 +7552,18 @@
           <wp:inline>
             <wp:extent cx="6108700" cy="3436143"/>
             <wp:effectExtent b="0" l="0" r="0" t="0"/>
-            <wp:docPr descr="" title="" id="57" name="Picture"/>
+            <wp:docPr descr="" title="" id="58" name="Picture"/>
             <a:graphic>
               <a:graphicData uri="http://schemas.openxmlformats.org/drawingml/2006/picture">
                 <pic:pic>
                   <pic:nvPicPr>
-                    <pic:cNvPr descr="../assets/ddp_operation.png" id="58" name="Picture"/>
+                    <pic:cNvPr descr="../assets/ddp_operation.png" id="59" name="Picture"/>
                     <pic:cNvPicPr>
                       <a:picLocks noChangeArrowheads="1" noChangeAspect="1"/>
                     </pic:cNvPicPr>
                   </pic:nvPicPr>
                   <pic:blipFill>
-                    <a:blip r:embed="rId56"/>
+                    <a:blip r:embed="rId57"/>
                     <a:stretch>
                       <a:fillRect/>
                     </a:stretch>
@@ -7806,8 +7894,8 @@
         <w:t xml:space="preserve">by typical host APIs.</w:t>
       </w:r>
     </w:p>
-    <w:bookmarkEnd w:id="59"/>
-    <w:bookmarkStart w:id="60" w:name="user-accessible-ddp-functions"/>
+    <w:bookmarkEnd w:id="60"/>
+    <w:bookmarkStart w:id="61" w:name="user-accessible-ddp-functions"/>
     <w:p>
       <w:pPr>
         <w:pStyle w:val="Heading3"/>
@@ -8437,8 +8525,8 @@
         <w:t xml:space="preserve">and MicroPython examples listed in Chapter 8.</w:t>
       </w:r>
     </w:p>
-    <w:bookmarkEnd w:id="60"/>
-    <w:bookmarkStart w:id="61" w:name="built-in-indicator"/>
+    <w:bookmarkEnd w:id="61"/>
+    <w:bookmarkStart w:id="62" w:name="built-in-indicator"/>
     <w:p>
       <w:pPr>
         <w:pStyle w:val="Heading3"/>
@@ -8503,8 +8591,8 @@
         <w:t xml:space="preserve">timed pulse runs without interrupting light measurements or I2C communication.</w:t>
       </w:r>
     </w:p>
-    <w:bookmarkEnd w:id="61"/>
-    <w:bookmarkStart w:id="62" w:name="physical-interface-notes"/>
+    <w:bookmarkEnd w:id="62"/>
+    <w:bookmarkStart w:id="63" w:name="physical-interface-notes"/>
     <w:p>
       <w:pPr>
         <w:pStyle w:val="Heading3"/>
@@ -8684,9 +8772,9 @@
         <w:t xml:space="preserve">without active I2C operation; remove power before cutting or restoring it.</w:t>
       </w:r>
     </w:p>
-    <w:bookmarkEnd w:id="62"/>
     <w:bookmarkEnd w:id="63"/>
-    <w:bookmarkStart w:id="73" w:name="connectors-pinouts"/>
+    <w:bookmarkEnd w:id="64"/>
+    <w:bookmarkStart w:id="74" w:name="connectors-pinouts"/>
     <w:p>
       <w:pPr>
         <w:pStyle w:val="Heading2"/>
@@ -8725,7 +8813,7 @@
         <w:t xml:space="preserve">connector orientation before producing a harness.</w:t>
       </w:r>
     </w:p>
-    <w:bookmarkStart w:id="64" w:name="general-pinout"/>
+    <w:bookmarkStart w:id="65" w:name="general-pinout"/>
     <w:p>
       <w:pPr>
         <w:pStyle w:val="Heading3"/>
@@ -8998,8 +9086,8 @@
         <w:t xml:space="preserve">connected to the same I2C bus.</w:t>
       </w:r>
     </w:p>
-    <w:bookmarkEnd w:id="64"/>
-    <w:bookmarkStart w:id="68" w:name="signal-and-i2c-connection-guide"/>
+    <w:bookmarkEnd w:id="65"/>
+    <w:bookmarkStart w:id="69" w:name="signal-and-i2c-connection-guide"/>
     <w:p>
       <w:pPr>
         <w:pStyle w:val="Heading3"/>
@@ -9021,18 +9109,18 @@
           <wp:inline>
             <wp:extent cx="6108700" cy="3436143"/>
             <wp:effectExtent b="0" l="0" r="0" t="0"/>
-            <wp:docPr descr="" title="" id="66" name="Picture"/>
+            <wp:docPr descr="" title="" id="67" name="Picture"/>
             <a:graphic>
               <a:graphicData uri="http://schemas.openxmlformats.org/drawingml/2006/picture">
                 <pic:pic>
                   <pic:nvPicPr>
-                    <pic:cNvPr descr="../assets/temt6000_sig_i2c.png" id="67" name="Picture"/>
+                    <pic:cNvPr descr="../assets/temt6000_sig_i2c.png" id="68" name="Picture"/>
                     <pic:cNvPicPr>
                       <a:picLocks noChangeArrowheads="1" noChangeAspect="1"/>
                     </pic:cNvPicPr>
                   </pic:nvPicPr>
                   <pic:blipFill>
-                    <a:blip r:embed="rId65"/>
+                    <a:blip r:embed="rId66"/>
                     <a:stretch>
                       <a:fillRect/>
                     </a:stretch>
@@ -9173,8 +9261,8 @@
         <w:t xml:space="preserve">board.</w:t>
       </w:r>
     </w:p>
-    <w:bookmarkEnd w:id="68"/>
-    <w:bookmarkStart w:id="69" w:name="direct-sensor-contacts"/>
+    <w:bookmarkEnd w:id="69"/>
+    <w:bookmarkStart w:id="70" w:name="direct-sensor-contacts"/>
     <w:p>
       <w:pPr>
         <w:pStyle w:val="Heading3"/>
@@ -9414,8 +9502,8 @@
         <w:t xml:space="preserve">not a separate specialized communication port.</w:t>
       </w:r>
     </w:p>
-    <w:bookmarkEnd w:id="69"/>
-    <w:bookmarkStart w:id="70" w:name="i2c-connection-positions"/>
+    <w:bookmarkEnd w:id="70"/>
+    <w:bookmarkStart w:id="71" w:name="i2c-connection-positions"/>
     <w:p>
       <w:pPr>
         <w:pStyle w:val="Heading3"/>
@@ -9698,8 +9786,8 @@
         <w:t xml:space="preserve">and there is no separate user-accessible SWD connector.</w:t>
       </w:r>
     </w:p>
-    <w:bookmarkEnd w:id="70"/>
-    <w:bookmarkStart w:id="71" w:name="auxiliary-and-factory-service-functions"/>
+    <w:bookmarkEnd w:id="71"/>
+    <w:bookmarkStart w:id="72" w:name="auxiliary-and-factory-service-functions"/>
     <w:p>
       <w:pPr>
         <w:pStyle w:val="Heading3"/>
@@ -9906,8 +9994,8 @@
         <w:t xml:space="preserve">isolated from the shared signals.</w:t>
       </w:r>
     </w:p>
-    <w:bookmarkEnd w:id="71"/>
-    <w:bookmarkStart w:id="72" w:name="indicators-and-i2c-bridge"/>
+    <w:bookmarkEnd w:id="72"/>
+    <w:bookmarkStart w:id="73" w:name="indicators-and-i2c-bridge"/>
     <w:p>
       <w:pPr>
         <w:pStyle w:val="Heading3"/>
@@ -9958,9 +10046,9 @@
         <w:t xml:space="preserve">and is not an additional external contact.</w:t>
       </w:r>
     </w:p>
-    <w:bookmarkEnd w:id="72"/>
     <w:bookmarkEnd w:id="73"/>
-    <w:bookmarkStart w:id="86" w:name="board-operation"/>
+    <w:bookmarkEnd w:id="74"/>
+    <w:bookmarkStart w:id="87" w:name="board-operation"/>
     <w:p>
       <w:pPr>
         <w:pStyle w:val="Heading2"/>
@@ -9993,7 +10081,7 @@
         <w:t xml:space="preserve">Pulsar RP2350 host boards.</w:t>
       </w:r>
     </w:p>
-    <w:bookmarkStart w:id="74" w:name="required-hardware-and-software"/>
+    <w:bookmarkStart w:id="75" w:name="required-hardware-and-software"/>
     <w:p>
       <w:pPr>
         <w:pStyle w:val="Heading3"/>
@@ -10132,8 +10220,8 @@
         <w:t xml:space="preserve">Arduino library</w:t>
       </w:r>
     </w:p>
-    <w:bookmarkEnd w:id="74"/>
-    <w:bookmarkStart w:id="78" w:name="library-installation"/>
+    <w:bookmarkEnd w:id="75"/>
+    <w:bookmarkStart w:id="79" w:name="library-installation"/>
     <w:p>
       <w:pPr>
         <w:pStyle w:val="Heading3"/>
@@ -10259,18 +10347,18 @@
           <wp:inline>
             <wp:extent cx="2560320" cy="2414235"/>
             <wp:effectExtent b="0" l="0" r="0" t="0"/>
-            <wp:docPr descr="" title="" id="76" name="Picture"/>
+            <wp:docPr descr="" title="" id="77" name="Picture"/>
             <a:graphic>
               <a:graphicData uri="http://schemas.openxmlformats.org/drawingml/2006/picture">
                 <pic:pic>
                   <pic:nvPicPr>
-                    <pic:cNvPr descr="../assets/temt6000_library.png" id="77" name="Picture"/>
+                    <pic:cNvPr descr="../assets/temt6000_library.png" id="78" name="Picture"/>
                     <pic:cNvPicPr>
                       <a:picLocks noChangeArrowheads="1" noChangeAspect="1"/>
                     </pic:cNvPicPr>
                   </pic:nvPicPr>
                   <pic:blipFill>
-                    <a:blip r:embed="rId75"/>
+                    <a:blip r:embed="rId76"/>
                     <a:stretch>
                       <a:fillRect/>
                     </a:stretch>
@@ -10327,8 +10415,8 @@
         <w:t xml:space="preserve">dependency used by the sketch below.</w:t>
       </w:r>
     </w:p>
-    <w:bookmarkEnd w:id="78"/>
-    <w:bookmarkStart w:id="82" w:name="i2c-connection-and-example-settings"/>
+    <w:bookmarkEnd w:id="79"/>
+    <w:bookmarkStart w:id="83" w:name="i2c-connection-and-example-settings"/>
     <w:p>
       <w:pPr>
         <w:pStyle w:val="Heading3"/>
@@ -10358,18 +10446,18 @@
           <wp:inline>
             <wp:extent cx="5303520" cy="2983230"/>
             <wp:effectExtent b="0" l="0" r="0" t="0"/>
-            <wp:docPr descr="" title="" id="80" name="Picture"/>
+            <wp:docPr descr="" title="" id="81" name="Picture"/>
             <a:graphic>
               <a:graphicData uri="http://schemas.openxmlformats.org/drawingml/2006/picture">
                 <pic:pic>
                   <pic:nvPicPr>
-                    <pic:cNvPr descr="../assets/devlab_atom.png" id="81" name="Picture"/>
+                    <pic:cNvPr descr="../assets/devlab_atom.png" id="82" name="Picture"/>
                     <pic:cNvPicPr>
                       <a:picLocks noChangeArrowheads="1" noChangeAspect="1"/>
                     </pic:cNvPicPr>
                   </pic:nvPicPr>
                   <pic:blipFill>
-                    <a:blip r:embed="rId79"/>
+                    <a:blip r:embed="rId80"/>
                     <a:stretch>
                       <a:fillRect/>
                     </a:stretch>
@@ -11117,8 +11205,8 @@
         <w:t xml:space="preserve">uploading the sketch.</w:t>
       </w:r>
     </w:p>
-    <w:bookmarkEnd w:id="82"/>
-    <w:bookmarkStart w:id="83" w:name="single-sensor-arduino-example"/>
+    <w:bookmarkEnd w:id="83"/>
+    <w:bookmarkStart w:id="84" w:name="single-sensor-arduino-example"/>
     <w:p>
       <w:pPr>
         <w:pStyle w:val="Heading3"/>
@@ -12884,8 +12972,8 @@
         <w:t xml:space="preserve">}</w:t>
       </w:r>
     </w:p>
-    <w:bookmarkEnd w:id="83"/>
-    <w:bookmarkStart w:id="84" w:name="upload-and-serial-output"/>
+    <w:bookmarkEnd w:id="84"/>
+    <w:bookmarkStart w:id="85" w:name="upload-and-serial-output"/>
     <w:p>
       <w:pPr>
         <w:pStyle w:val="Heading3"/>
@@ -13103,8 +13191,8 @@
         <w:t xml:space="preserve">not be interpreted directly as lux.</w:t>
       </w:r>
     </w:p>
-    <w:bookmarkEnd w:id="84"/>
-    <w:bookmarkStart w:id="85" w:name="troubleshooting"/>
+    <w:bookmarkEnd w:id="85"/>
+    <w:bookmarkStart w:id="86" w:name="troubleshooting"/>
     <w:p>
       <w:pPr>
         <w:pStyle w:val="Heading3"/>
@@ -13341,9 +13429,9 @@
         <w:t xml:space="preserve">Chapter 8.</w:t>
       </w:r>
     </w:p>
-    <w:bookmarkEnd w:id="85"/>
     <w:bookmarkEnd w:id="86"/>
-    <w:bookmarkStart w:id="93" w:name="mechanical-information"/>
+    <w:bookmarkEnd w:id="87"/>
+    <w:bookmarkStart w:id="94" w:name="mechanical-information"/>
     <w:p>
       <w:pPr>
         <w:pStyle w:val="Heading2"/>
@@ -13370,7 +13458,7 @@
         <w:t xml:space="preserve">shown below. Dimensions are in millimetres.</w:t>
       </w:r>
     </w:p>
-    <w:bookmarkStart w:id="90" w:name="board-dimensions"/>
+    <w:bookmarkStart w:id="91" w:name="board-dimensions"/>
     <w:p>
       <w:pPr>
         <w:pStyle w:val="Heading3"/>
@@ -13392,18 +13480,18 @@
           <wp:inline>
             <wp:extent cx="6108700" cy="4073328"/>
             <wp:effectExtent b="0" l="0" r="0" t="0"/>
-            <wp:docPr descr="" title="" id="88" name="Picture"/>
+            <wp:docPr descr="" title="" id="89" name="Picture"/>
             <a:graphic>
               <a:graphicData uri="http://schemas.openxmlformats.org/drawingml/2006/picture">
                 <pic:pic>
                   <pic:nvPicPr>
-                    <pic:cNvPr descr="../../../hardware/resources/unit_dimensions_v_3_1_0_ue0098_temt6000_ambient_light_sensor.png" id="89" name="Picture"/>
+                    <pic:cNvPr descr="../../../hardware/resources/unit_dimensions_v_3_1_0_ue0098_temt6000_ambient_light_sensor.png" id="90" name="Picture"/>
                     <pic:cNvPicPr>
                       <a:picLocks noChangeArrowheads="1" noChangeAspect="1"/>
                     </pic:cNvPicPr>
                   </pic:nvPicPr>
                   <pic:blipFill>
-                    <a:blip r:embed="rId87"/>
+                    <a:blip r:embed="rId88"/>
                     <a:stretch>
                       <a:fillRect/>
                     </a:stretch>
@@ -13468,8 +13556,8 @@
         <w:t xml:space="preserve">not derive additional dimensions by scaling the image.</w:t>
       </w:r>
     </w:p>
-    <w:bookmarkEnd w:id="90"/>
-    <w:bookmarkStart w:id="91" w:name="integration-clearances"/>
+    <w:bookmarkEnd w:id="91"/>
+    <w:bookmarkStart w:id="92" w:name="integration-clearances"/>
     <w:p>
       <w:pPr>
         <w:pStyle w:val="Heading3"/>
@@ -13514,8 +13602,8 @@
         <w:t xml:space="preserve">points, and avoid enclosure features that shadow the sensor or indicators.</w:t>
       </w:r>
     </w:p>
-    <w:bookmarkEnd w:id="91"/>
-    <w:bookmarkStart w:id="92" w:name="mechanical-data-not-specified"/>
+    <w:bookmarkEnd w:id="92"/>
+    <w:bookmarkStart w:id="93" w:name="mechanical-data-not-specified"/>
     <w:p>
       <w:pPr>
         <w:pStyle w:val="Heading3"/>
@@ -13612,9 +13700,9 @@
         <w:t xml:space="preserve">Reserved expansion-pad and factory service-point coordinates</w:t>
       </w:r>
     </w:p>
-    <w:bookmarkEnd w:id="92"/>
     <w:bookmarkEnd w:id="93"/>
-    <w:bookmarkStart w:id="95" w:name="company-information"/>
+    <w:bookmarkEnd w:id="94"/>
+    <w:bookmarkStart w:id="96" w:name="company-information"/>
     <w:p>
       <w:pPr>
         <w:pStyle w:val="Heading2"/>
@@ -13765,7 +13853,7 @@
               <w:pStyle w:val="Compact"/>
               <w:jc w:val="left"/>
             </w:pPr>
-            <w:hyperlink r:id="rId94">
+            <w:hyperlink r:id="rId95">
               <w:r>
                 <w:rPr>
                   <w:rStyle w:val="Hyperlink"/>
@@ -13817,8 +13905,8 @@
         <w:t xml:space="preserve">next chapter.</w:t>
       </w:r>
     </w:p>
-    <w:bookmarkEnd w:id="95"/>
-    <w:bookmarkStart w:id="111" w:name="reference-documentation"/>
+    <w:bookmarkEnd w:id="96"/>
+    <w:bookmarkStart w:id="112" w:name="reference-documentation"/>
     <w:p>
       <w:pPr>
         <w:pStyle w:val="Heading2"/>
@@ -13891,37 +13979,6 @@
               <w:pStyle w:val="Compact"/>
               <w:jc w:val="left"/>
             </w:pPr>
-            <w:hyperlink r:id="rId96">
-              <w:r>
-                <w:rPr>
-                  <w:rStyle w:val="Hyperlink"/>
-                </w:rPr>
-                <w:t xml:space="preserve">Current resource</w:t>
-              </w:r>
-            </w:hyperlink>
-          </w:p>
-        </w:tc>
-      </w:tr>
-      <w:tr>
-        <w:tc>
-          <w:tcPr/>
-          <w:p>
-            <w:pPr>
-              <w:pStyle w:val="Compact"/>
-              <w:jc w:val="left"/>
-            </w:pPr>
-            <w:r>
-              <w:t xml:space="preserve">Board dimensions</w:t>
-            </w:r>
-          </w:p>
-        </w:tc>
-        <w:tc>
-          <w:tcPr/>
-          <w:p>
-            <w:pPr>
-              <w:pStyle w:val="Compact"/>
-              <w:jc w:val="left"/>
-            </w:pPr>
             <w:hyperlink r:id="rId97">
               <w:r>
                 <w:rPr>
@@ -13942,6 +13999,37 @@
               <w:jc w:val="left"/>
             </w:pPr>
             <w:r>
+              <w:t xml:space="preserve">Board dimensions</w:t>
+            </w:r>
+          </w:p>
+        </w:tc>
+        <w:tc>
+          <w:tcPr/>
+          <w:p>
+            <w:pPr>
+              <w:pStyle w:val="Compact"/>
+              <w:jc w:val="left"/>
+            </w:pPr>
+            <w:hyperlink r:id="rId98">
+              <w:r>
+                <w:rPr>
+                  <w:rStyle w:val="Hyperlink"/>
+                </w:rPr>
+                <w:t xml:space="preserve">Current resource</w:t>
+              </w:r>
+            </w:hyperlink>
+          </w:p>
+        </w:tc>
+      </w:tr>
+      <w:tr>
+        <w:tc>
+          <w:tcPr/>
+          <w:p>
+            <w:pPr>
+              <w:pStyle w:val="Compact"/>
+              <w:jc w:val="left"/>
+            </w:pPr>
+            <w:r>
               <w:t xml:space="preserve">Product repository</w:t>
             </w:r>
           </w:p>
@@ -13953,7 +14041,7 @@
               <w:pStyle w:val="Compact"/>
               <w:jc w:val="left"/>
             </w:pPr>
-            <w:hyperlink r:id="rId98">
+            <w:hyperlink r:id="rId99">
               <w:r>
                 <w:rPr>
                   <w:rStyle w:val="Hyperlink"/>
@@ -13984,7 +14072,7 @@
               <w:pStyle w:val="Compact"/>
               <w:jc w:val="left"/>
             </w:pPr>
-            <w:hyperlink r:id="rId99">
+            <w:hyperlink r:id="rId100">
               <w:r>
                 <w:rPr>
                   <w:rStyle w:val="Hyperlink"/>
@@ -14015,7 +14103,7 @@
               <w:pStyle w:val="Compact"/>
               <w:jc w:val="left"/>
             </w:pPr>
-            <w:hyperlink r:id="rId100">
+            <w:hyperlink r:id="rId101">
               <w:r>
                 <w:rPr>
                   <w:rStyle w:val="Hyperlink"/>
@@ -14046,7 +14134,7 @@
               <w:pStyle w:val="Compact"/>
               <w:jc w:val="left"/>
             </w:pPr>
-            <w:hyperlink r:id="rId101">
+            <w:hyperlink r:id="rId102">
               <w:r>
                 <w:rPr>
                   <w:rStyle w:val="Hyperlink"/>
@@ -14067,37 +14155,6 @@
             </w:pPr>
             <w:r>
               <w:t xml:space="preserve">Board top view</w:t>
-            </w:r>
-          </w:p>
-        </w:tc>
-        <w:tc>
-          <w:tcPr/>
-          <w:p>
-            <w:pPr>
-              <w:pStyle w:val="Compact"/>
-              <w:jc w:val="left"/>
-            </w:pPr>
-            <w:hyperlink r:id="rId102">
-              <w:r>
-                <w:rPr>
-                  <w:rStyle w:val="Hyperlink"/>
-                </w:rPr>
-                <w:t xml:space="preserve">V0.3.1 resource</w:t>
-              </w:r>
-            </w:hyperlink>
-          </w:p>
-        </w:tc>
-      </w:tr>
-      <w:tr>
-        <w:tc>
-          <w:tcPr/>
-          <w:p>
-            <w:pPr>
-              <w:pStyle w:val="Compact"/>
-              <w:jc w:val="left"/>
-            </w:pPr>
-            <w:r>
-              <w:t xml:space="preserve">Board bottom view</w:t>
             </w:r>
           </w:p>
         </w:tc>
@@ -14128,6 +14185,37 @@
               <w:jc w:val="left"/>
             </w:pPr>
             <w:r>
+              <w:t xml:space="preserve">Board bottom view</w:t>
+            </w:r>
+          </w:p>
+        </w:tc>
+        <w:tc>
+          <w:tcPr/>
+          <w:p>
+            <w:pPr>
+              <w:pStyle w:val="Compact"/>
+              <w:jc w:val="left"/>
+            </w:pPr>
+            <w:hyperlink r:id="rId104">
+              <w:r>
+                <w:rPr>
+                  <w:rStyle w:val="Hyperlink"/>
+                </w:rPr>
+                <w:t xml:space="preserve">V0.3.1 resource</w:t>
+              </w:r>
+            </w:hyperlink>
+          </w:p>
+        </w:tc>
+      </w:tr>
+      <w:tr>
+        <w:tc>
+          <w:tcPr/>
+          <w:p>
+            <w:pPr>
+              <w:pStyle w:val="Compact"/>
+              <w:jc w:val="left"/>
+            </w:pPr>
+            <w:r>
               <w:t xml:space="preserve">Current schematic</w:t>
             </w:r>
           </w:p>
@@ -14139,7 +14227,7 @@
               <w:pStyle w:val="Compact"/>
               <w:jc w:val="left"/>
             </w:pPr>
-            <w:hyperlink r:id="rId104">
+            <w:hyperlink r:id="rId105">
               <w:r>
                 <w:rPr>
                   <w:rStyle w:val="Hyperlink"/>
@@ -14170,7 +14258,7 @@
               <w:pStyle w:val="Compact"/>
               <w:jc w:val="left"/>
             </w:pPr>
-            <w:hyperlink r:id="rId105">
+            <w:hyperlink r:id="rId106">
               <w:r>
                 <w:rPr>
                   <w:rStyle w:val="Hyperlink"/>
@@ -14201,7 +14289,7 @@
               <w:pStyle w:val="Compact"/>
               <w:jc w:val="left"/>
             </w:pPr>
-            <w:hyperlink r:id="rId106">
+            <w:hyperlink r:id="rId107">
               <w:r>
                 <w:rPr>
                   <w:rStyle w:val="Hyperlink"/>
@@ -14232,7 +14320,7 @@
               <w:pStyle w:val="Compact"/>
               <w:jc w:val="left"/>
             </w:pPr>
-            <w:hyperlink r:id="rId107">
+            <w:hyperlink r:id="rId108">
               <w:r>
                 <w:rPr>
                   <w:rStyle w:val="Hyperlink"/>
@@ -14263,7 +14351,7 @@
               <w:pStyle w:val="Compact"/>
               <w:jc w:val="left"/>
             </w:pPr>
-            <w:hyperlink r:id="rId108">
+            <w:hyperlink r:id="rId109">
               <w:r>
                 <w:rPr>
                   <w:rStyle w:val="Hyperlink"/>
@@ -14294,7 +14382,7 @@
               <w:pStyle w:val="Compact"/>
               <w:jc w:val="left"/>
             </w:pPr>
-            <w:hyperlink r:id="rId109">
+            <w:hyperlink r:id="rId110">
               <w:r>
                 <w:rPr>
                   <w:rStyle w:val="Hyperlink"/>
@@ -14325,7 +14413,7 @@
               <w:pStyle w:val="Compact"/>
               <w:jc w:val="left"/>
             </w:pPr>
-            <w:hyperlink r:id="rId110">
+            <w:hyperlink r:id="rId111">
               <w:r>
                 <w:rPr>
                   <w:rStyle w:val="Hyperlink"/>
@@ -14401,8 +14489,8 @@
         <w:t xml:space="preserve">not replace module-level electrical qualification.</w:t>
       </w:r>
     </w:p>
-    <w:bookmarkEnd w:id="111"/>
-    <w:bookmarkStart w:id="118" w:name="appendix"/>
+    <w:bookmarkEnd w:id="112"/>
+    <w:bookmarkStart w:id="119" w:name="appendix"/>
     <w:p>
       <w:pPr>
         <w:pStyle w:val="Heading2"/>
@@ -14415,7 +14503,7 @@
         <w:t xml:space="preserve">9 Appendix</w:t>
       </w:r>
     </w:p>
-    <w:bookmarkStart w:id="115" w:name="current-v2.0.0-schematic"/>
+    <w:bookmarkStart w:id="116" w:name="current-v2.0.0-schematic"/>
     <w:p>
       <w:pPr>
         <w:pStyle w:val="Heading3"/>
@@ -14475,18 +14563,18 @@
           <wp:inline>
             <wp:extent cx="6108700" cy="4720359"/>
             <wp:effectExtent b="0" l="0" r="0" t="0"/>
-            <wp:docPr descr="" title="" id="113" name="Picture"/>
+            <wp:docPr descr="" title="" id="114" name="Picture"/>
             <a:graphic>
               <a:graphicData uri="http://schemas.openxmlformats.org/drawingml/2006/picture">
                 <pic:pic>
                   <pic:nvPicPr>
-                    <pic:cNvPr descr="../../../hardware/resources/unit_schematic_v_2_0_0_ue0098_temt6000.png" id="114" name="Picture"/>
+                    <pic:cNvPr descr="../../../hardware/resources/unit_schematic_v_2_0_0_ue0098_temt6000.png" id="115" name="Picture"/>
                     <pic:cNvPicPr>
                       <a:picLocks noChangeArrowheads="1" noChangeAspect="1"/>
                     </pic:cNvPicPr>
                   </pic:nvPicPr>
                   <pic:blipFill>
-                    <a:blip r:embed="rId112"/>
+                    <a:blip r:embed="rId113"/>
                     <a:stretch>
                       <a:fillRect/>
                     </a:stretch>
@@ -14661,8 +14749,8 @@
         <w:t xml:space="preserve">and debugging interface; there is no separate user-accessible SWD connector.</w:t>
       </w:r>
     </w:p>
-    <w:bookmarkEnd w:id="115"/>
-    <w:bookmarkStart w:id="116" w:name="document-control"/>
+    <w:bookmarkEnd w:id="116"/>
+    <w:bookmarkStart w:id="117" w:name="document-control"/>
     <w:p>
       <w:pPr>
         <w:pStyle w:val="Heading3"/>
@@ -14983,8 +15071,8 @@
         </w:tc>
       </w:tr>
     </w:tbl>
-    <w:bookmarkEnd w:id="116"/>
-    <w:bookmarkStart w:id="117" w:name="required-technical-releases"/>
+    <w:bookmarkEnd w:id="117"/>
+    <w:bookmarkStart w:id="118" w:name="required-technical-releases"/>
     <w:p>
       <w:pPr>
         <w:pStyle w:val="Heading3"/>
@@ -15108,8 +15196,8 @@
         <w:t xml:space="preserve">Module-level optical, electrical, environmental, and EMC characterization</w:t>
       </w:r>
     </w:p>
-    <w:bookmarkEnd w:id="117"/>
     <w:bookmarkEnd w:id="118"/>
+    <w:bookmarkEnd w:id="119"/>
     <w:sectPr>
       <w:pgSz w:h="16838" w:w="11906"/>
       <w:pgMar w:bottom="1134" w:footer="708" w:gutter="0" w:header="708" w:left="1134" w:right="1134" w:top="1134"/>

--- a/docs/hardware/unit_product_reference_v_1_1_0_atom_temt6000_ambient_light_sensor.docx
+++ b/docs/hardware/unit_product_reference_v_1_1_0_atom_temt6000_ambient_light_sensor.docx
@@ -213,7 +213,7 @@
         <w:pStyle w:val="Compact"/>
       </w:pPr>
       <w:r>
-        <w:t xml:space="preserve">1.4 Identified Assemblies</w:t>
+        <w:t xml:space="preserve">1.4 Board Components and Features</w:t>
       </w:r>
     </w:p>
     <w:p>
@@ -2040,7 +2040,7 @@
       </w:r>
     </w:p>
     <w:bookmarkEnd w:id="27"/>
-    <w:bookmarkStart w:id="28" w:name="identified-assemblies"/>
+    <w:bookmarkStart w:id="28" w:name="board-components-and-features"/>
     <w:p>
       <w:pPr>
         <w:pStyle w:val="Heading3"/>
@@ -2050,7 +2050,7 @@
           <w:bCs/>
           <w:b/>
         </w:rPr>
-        <w:t xml:space="preserve">1.4 Identified Assemblies</w:t>
+        <w:t xml:space="preserve">1.4 Board Components and Features</w:t>
       </w:r>
     </w:p>
     <w:tbl>
@@ -2077,7 +2077,7 @@
               <w:jc w:val="left"/>
             </w:pPr>
             <w:r>
-              <w:t xml:space="preserve">Assembly</w:t>
+              <w:t xml:space="preserve">Component / Feature</w:t>
             </w:r>
           </w:p>
         </w:tc>
@@ -2101,7 +2101,7 @@
               <w:jc w:val="left"/>
             </w:pPr>
             <w:r>
-              <w:t xml:space="preserve">Source status</w:t>
+              <w:t xml:space="preserve">Implementation / Notes</w:t>
             </w:r>
           </w:p>
         </w:tc>
@@ -2139,7 +2139,7 @@
               <w:jc w:val="left"/>
             </w:pPr>
             <w:r>
-              <w:t xml:space="preserve">Functional identity shown by board/pinout artwork; manufacturer and exact suffix unconfirmed</w:t>
+              <w:t xml:space="preserve">Primary ambient-light sensing element</w:t>
             </w:r>
           </w:p>
         </w:tc>
@@ -2177,21 +2177,21 @@
               <w:jc w:val="left"/>
             </w:pPr>
             <w:r>
-              <w:t xml:space="preserve">32-bit Arm Cortex-M0+; 16 KB Flash and 2 KB SRAM</w:t>
-            </w:r>
-          </w:p>
-        </w:tc>
-      </w:tr>
-      <w:tr>
-        <w:tc>
-          <w:tcPr/>
-          <w:p>
-            <w:pPr>
-              <w:pStyle w:val="Compact"/>
-              <w:jc w:val="left"/>
-            </w:pPr>
-            <w:r>
-              <w:t xml:space="preserve">I2C connection positions</w:t>
+              <w:t xml:space="preserve">32-bit Arm Cortex-M0+ with 16 KB Flash and 2 KB SRAM</w:t>
+            </w:r>
+          </w:p>
+        </w:tc>
+      </w:tr>
+      <w:tr>
+        <w:tc>
+          <w:tcPr/>
+          <w:p>
+            <w:pPr>
+              <w:pStyle w:val="Compact"/>
+              <w:jc w:val="left"/>
+            </w:pPr>
+            <w:r>
+              <w:t xml:space="preserve">I2C connections</w:t>
             </w:r>
           </w:p>
         </w:tc>
@@ -2254,7 +2254,7 @@
               <w:t xml:space="preserve"> </w:t>
             </w:r>
             <w:r>
-              <w:t xml:space="preserve">are optional horizontal 4-pin, 1.00 mm-pitch JST/Qwiic-compatible connector positions</w:t>
+              <w:t xml:space="preserve">support optional horizontal 4-pin, 1.00 mm-pitch JST/Qwiic-compatible connectors</w:t>
             </w:r>
           </w:p>
         </w:tc>
@@ -2280,7 +2280,7 @@
               <w:jc w:val="left"/>
             </w:pPr>
             <w:r>
-              <w:t xml:space="preserve">Provide</w:t>
+              <w:t xml:space="preserve">Provide direct access to</w:t>
             </w:r>
             <w:r>
               <w:t xml:space="preserve"> </w:t>
@@ -2315,99 +2315,176 @@
               </w:rPr>
               <w:t xml:space="preserve">SIG</w:t>
             </w:r>
+          </w:p>
+        </w:tc>
+        <w:tc>
+          <w:tcPr/>
+          <w:p>
+            <w:pPr>
+              <w:pStyle w:val="Compact"/>
+              <w:jc w:val="left"/>
+            </w:pPr>
+            <w:r>
+              <w:t xml:space="preserve">Intended for analog signal access and external ADC measurement</w:t>
+            </w:r>
+          </w:p>
+        </w:tc>
+      </w:tr>
+      <w:tr>
+        <w:tc>
+          <w:tcPr/>
+          <w:p>
+            <w:pPr>
+              <w:pStyle w:val="Compact"/>
+              <w:jc w:val="left"/>
+            </w:pPr>
+            <w:r>
+              <w:t xml:space="preserve">I2C disable bridge</w:t>
+            </w:r>
+          </w:p>
+        </w:tc>
+        <w:tc>
+          <w:tcPr/>
+          <w:p>
+            <w:pPr>
+              <w:pStyle w:val="Compact"/>
+              <w:jc w:val="left"/>
+            </w:pPr>
+            <w:r>
+              <w:t xml:space="preserve">Allows the I2C interface to be disabled</w:t>
+            </w:r>
+          </w:p>
+        </w:tc>
+        <w:tc>
+          <w:tcPr/>
+          <w:p>
+            <w:pPr>
+              <w:pStyle w:val="Compact"/>
+              <w:jc w:val="left"/>
+            </w:pPr>
+            <w:r>
+              <w:t xml:space="preserve">Cut</w:t>
+            </w:r>
             <w:r>
               <w:t xml:space="preserve"> </w:t>
             </w:r>
             <w:r>
-              <w:t xml:space="preserve">access</w:t>
-            </w:r>
-          </w:p>
-        </w:tc>
-        <w:tc>
-          <w:tcPr/>
-          <w:p>
-            <w:pPr>
-              <w:pStyle w:val="Compact"/>
-              <w:jc w:val="left"/>
-            </w:pPr>
-            <w:r>
-              <w:t xml:space="preserve">Identified on the top view</w:t>
-            </w:r>
-          </w:p>
-        </w:tc>
-      </w:tr>
-      <w:tr>
-        <w:tc>
-          <w:tcPr/>
-          <w:p>
-            <w:pPr>
-              <w:pStyle w:val="Compact"/>
-              <w:jc w:val="left"/>
-            </w:pPr>
-            <w:r>
-              <w:t xml:space="preserve">I2C disable bridge</w:t>
-            </w:r>
-          </w:p>
-        </w:tc>
-        <w:tc>
-          <w:tcPr/>
-          <w:p>
-            <w:pPr>
-              <w:pStyle w:val="Compact"/>
-              <w:jc w:val="left"/>
-            </w:pPr>
-            <w:r>
-              <w:t xml:space="preserve">Allows the I2C interface to be disconnected or disabled by cutting the bridge</w:t>
-            </w:r>
-          </w:p>
-        </w:tc>
-        <w:tc>
-          <w:tcPr/>
-          <w:p>
-            <w:pPr>
-              <w:pStyle w:val="Compact"/>
-              <w:jc w:val="left"/>
-            </w:pPr>
-            <w:r>
-              <w:t xml:space="preserve">Function identified; exact circuit implementation unspecified</w:t>
-            </w:r>
-          </w:p>
-        </w:tc>
-      </w:tr>
-      <w:tr>
-        <w:tc>
-          <w:tcPr/>
-          <w:p>
-            <w:pPr>
-              <w:pStyle w:val="Compact"/>
-              <w:jc w:val="left"/>
-            </w:pPr>
-            <w:r>
-              <w:t xml:space="preserve">Power and built-in indicators</w:t>
-            </w:r>
-          </w:p>
-        </w:tc>
-        <w:tc>
-          <w:tcPr/>
-          <w:p>
-            <w:pPr>
-              <w:pStyle w:val="Compact"/>
-              <w:jc w:val="left"/>
-            </w:pPr>
-            <w:r>
-              <w:t xml:space="preserve">Provide power and firmware-controlled status indication</w:t>
-            </w:r>
-          </w:p>
-        </w:tc>
-        <w:tc>
-          <w:tcPr/>
-          <w:p>
-            <w:pPr>
-              <w:pStyle w:val="Compact"/>
-              <w:jc w:val="left"/>
-            </w:pPr>
-            <w:r>
-              <w:t xml:space="preserve">Power and built-in indicators identified on the board</w:t>
+              <w:rPr>
+                <w:rStyle w:val="VerbatimChar"/>
+              </w:rPr>
+              <w:t xml:space="preserve">JP1</w:t>
+            </w:r>
+            <w:r>
+              <w:t xml:space="preserve"> </w:t>
+            </w:r>
+            <w:r>
+              <w:t xml:space="preserve">to disable I2C operation</w:t>
+            </w:r>
+          </w:p>
+        </w:tc>
+      </w:tr>
+      <w:tr>
+        <w:tc>
+          <w:tcPr/>
+          <w:p>
+            <w:pPr>
+              <w:pStyle w:val="Compact"/>
+              <w:jc w:val="left"/>
+            </w:pPr>
+            <w:r>
+              <w:t xml:space="preserve">Power indicator</w:t>
+            </w:r>
+          </w:p>
+        </w:tc>
+        <w:tc>
+          <w:tcPr/>
+          <w:p>
+            <w:pPr>
+              <w:pStyle w:val="Compact"/>
+              <w:jc w:val="left"/>
+            </w:pPr>
+            <w:r>
+              <w:t xml:space="preserve">Indicates that the board is powered</w:t>
+            </w:r>
+          </w:p>
+        </w:tc>
+        <w:tc>
+          <w:tcPr/>
+          <w:p>
+            <w:pPr>
+              <w:pStyle w:val="Compact"/>
+              <w:jc w:val="left"/>
+            </w:pPr>
+            <w:r>
+              <w:t xml:space="preserve">Onboard</w:t>
+            </w:r>
+            <w:r>
+              <w:t xml:space="preserve"> </w:t>
+            </w:r>
+            <w:r>
+              <w:rPr>
+                <w:rStyle w:val="VerbatimChar"/>
+              </w:rPr>
+              <w:t xml:space="preserve">PWR</w:t>
+            </w:r>
+            <w:r>
+              <w:t xml:space="preserve"> </w:t>
+            </w:r>
+            <w:r>
+              <w:t xml:space="preserve">indicator</w:t>
+            </w:r>
+          </w:p>
+        </w:tc>
+      </w:tr>
+      <w:tr>
+        <w:tc>
+          <w:tcPr/>
+          <w:p>
+            <w:pPr>
+              <w:pStyle w:val="Compact"/>
+              <w:jc w:val="left"/>
+            </w:pPr>
+            <w:r>
+              <w:t xml:space="preserve">Built-in status indicator</w:t>
+            </w:r>
+          </w:p>
+        </w:tc>
+        <w:tc>
+          <w:tcPr/>
+          <w:p>
+            <w:pPr>
+              <w:pStyle w:val="Compact"/>
+              <w:jc w:val="left"/>
+            </w:pPr>
+            <w:r>
+              <w:t xml:space="preserve">Provides firmware-controlled status indication</w:t>
+            </w:r>
+          </w:p>
+        </w:tc>
+        <w:tc>
+          <w:tcPr/>
+          <w:p>
+            <w:pPr>
+              <w:pStyle w:val="Compact"/>
+              <w:jc w:val="left"/>
+            </w:pPr>
+            <w:r>
+              <w:t xml:space="preserve">Onboard</w:t>
+            </w:r>
+            <w:r>
+              <w:t xml:space="preserve"> </w:t>
+            </w:r>
+            <w:r>
+              <w:rPr>
+                <w:rStyle w:val="VerbatimChar"/>
+              </w:rPr>
+              <w:t xml:space="preserve">USR_LED</w:t>
+            </w:r>
+            <w:r>
+              <w:t xml:space="preserve"> </w:t>
+            </w:r>
+            <w:r>
+              <w:t xml:space="preserve">indicator</w:t>
             </w:r>
           </w:p>
         </w:tc>
@@ -2433,19 +2510,19 @@
               <w:jc w:val="left"/>
             </w:pPr>
             <w:r>
-              <w:t xml:space="preserve">Reserved connections with no current application assignment</w:t>
-            </w:r>
-          </w:p>
-        </w:tc>
-        <w:tc>
-          <w:tcPr/>
-          <w:p>
-            <w:pPr>
-              <w:pStyle w:val="Compact"/>
-              <w:jc w:val="left"/>
-            </w:pPr>
-            <w:r>
-              <w:t xml:space="preserve">Two reserved pads identified on the board</w:t>
+              <w:t xml:space="preserve">Provide connections reserved for future expansion</w:t>
+            </w:r>
+          </w:p>
+        </w:tc>
+        <w:tc>
+          <w:tcPr/>
+          <w:p>
+            <w:pPr>
+              <w:pStyle w:val="Compact"/>
+              <w:jc w:val="left"/>
+            </w:pPr>
+            <w:r>
+              <w:t xml:space="preserve">No user function is currently assigned</w:t>
             </w:r>
           </w:p>
         </w:tc>
@@ -2471,7 +2548,7 @@
               <w:jc w:val="left"/>
             </w:pPr>
             <w:r>
-              <w:t xml:space="preserve">Provide controller programming, debug, and reset functions</w:t>
+              <w:t xml:space="preserve">Support controller programming, debugging, and reset</w:t>
             </w:r>
           </w:p>
         </w:tc>

--- a/docs/hardware/unit_product_reference_v_1_1_0_atom_temt6000_ambient_light_sensor.docx
+++ b/docs/hardware/unit_product_reference_v_1_1_0_atom_temt6000_ambient_light_sensor.docx
@@ -297,7 +297,7 @@
         <w:pStyle w:val="Compact"/>
       </w:pPr>
       <w:r>
-        <w:t xml:space="preserve">2.3 Interface Controller Characteristics</w:t>
+        <w:t xml:space="preserve">2.3 Onboard Interface Controller</w:t>
       </w:r>
     </w:p>
     <w:p>
@@ -4728,7 +4728,7 @@
       </w:r>
     </w:p>
     <w:bookmarkEnd w:id="43"/>
-    <w:bookmarkStart w:id="44" w:name="interface-controller-characteristics"/>
+    <w:bookmarkStart w:id="44" w:name="onboard-interface-controller"/>
     <w:p>
       <w:pPr>
         <w:pStyle w:val="Heading3"/>
@@ -4738,7 +4738,7 @@
           <w:bCs/>
           <w:b/>
         </w:rPr>
-        <w:t xml:space="preserve">2.3 Interface Controller Characteristics</w:t>
+        <w:t xml:space="preserve">2.3 Onboard Interface Controller</w:t>
       </w:r>
     </w:p>
     <w:p>
@@ -4746,25 +4746,31 @@
         <w:pStyle w:val="FirstParagraph"/>
       </w:pPr>
       <w:r>
-        <w:t xml:space="preserve">The onboard interface controller provides a 32-bit Arm Cortex-M0+ core, 16 KB</w:t>
-      </w:r>
-      <w:r>
-        <w:t xml:space="preserve"> </w:t>
-      </w:r>
-      <w:r>
-        <w:t xml:space="preserve">Flash, and 2 KB SRAM. The capabilities below describe controller resources</w:t>
-      </w:r>
-      <w:r>
-        <w:t xml:space="preserve"> </w:t>
-      </w:r>
-      <w:r>
-        <w:t xml:space="preserve">relevant to module operation; they are not complete-module electrical ratings.</w:t>
+        <w:t xml:space="preserve">The onboard controller acquires the analog output of the TEMT6000 and provides</w:t>
+      </w:r>
+      <w:r>
+        <w:t xml:space="preserve"> </w:t>
+      </w:r>
+      <w:r>
+        <w:t xml:space="preserve">the processed sensor data through the module’s I2C interface. The controller is</w:t>
+      </w:r>
+      <w:r>
+        <w:t xml:space="preserve"> </w:t>
+      </w:r>
+      <w:r>
+        <w:t xml:space="preserve">not exposed as a general-purpose microcontroller and is not intended for</w:t>
+      </w:r>
+      <w:r>
+        <w:t xml:space="preserve"> </w:t>
+      </w:r>
+      <w:r>
+        <w:t xml:space="preserve">user programming.</w:t>
       </w:r>
     </w:p>
     <w:tbl>
       <w:tblPr>
         <w:tblStyle w:val="Table"/>
-        <w:tblW w:type="pct" w:w="5000"/>
+        <w:tblW w:type="auto" w:w="0"/>
         <w:tblLook w:firstRow="1" w:lastRow="0" w:firstColumn="0" w:lastColumn="0" w:noHBand="0" w:noVBand="0" w:val="0020"/>
         <w:jc w:val="start"/>
       </w:tblPr>
@@ -4796,116 +4802,76 @@
               <w:jc w:val="left"/>
             </w:pPr>
             <w:r>
-              <w:t xml:space="preserve">Controller capability</w:t>
-            </w:r>
-          </w:p>
-        </w:tc>
-      </w:tr>
-      <w:tr>
-        <w:tc>
-          <w:tcPr/>
-          <w:p>
-            <w:pPr>
-              <w:pStyle w:val="Compact"/>
-              <w:jc w:val="left"/>
-            </w:pPr>
-            <w:r>
-              <w:t xml:space="preserve">CPU and application clock</w:t>
-            </w:r>
-          </w:p>
-        </w:tc>
-        <w:tc>
-          <w:tcPr/>
-          <w:p>
-            <w:pPr>
-              <w:pStyle w:val="Compact"/>
-              <w:jc w:val="left"/>
-            </w:pPr>
-            <w:r>
-              <w:t xml:space="preserve">32-bit Arm Cortex-M0+; internal HSI at up to 24 MHz</w:t>
-            </w:r>
-          </w:p>
-        </w:tc>
-      </w:tr>
-      <w:tr>
-        <w:tc>
-          <w:tcPr/>
-          <w:p>
-            <w:pPr>
-              <w:pStyle w:val="Compact"/>
-              <w:jc w:val="left"/>
-            </w:pPr>
-            <w:r>
-              <w:t xml:space="preserve">Memory</w:t>
-            </w:r>
-          </w:p>
-        </w:tc>
-        <w:tc>
-          <w:tcPr/>
-          <w:p>
-            <w:pPr>
-              <w:pStyle w:val="Compact"/>
-              <w:jc w:val="left"/>
-            </w:pPr>
-            <w:r>
-              <w:t xml:space="preserve">16 KB Flash and 2 KB SRAM</w:t>
-            </w:r>
-          </w:p>
-        </w:tc>
-      </w:tr>
-      <w:tr>
-        <w:tc>
-          <w:tcPr/>
-          <w:p>
-            <w:pPr>
-              <w:pStyle w:val="Compact"/>
-              <w:jc w:val="left"/>
-            </w:pPr>
-            <w:r>
-              <w:t xml:space="preserve">Controller operating-voltage guidance</w:t>
-            </w:r>
-          </w:p>
-        </w:tc>
-        <w:tc>
-          <w:tcPr/>
-          <w:p>
-            <w:pPr>
-              <w:pStyle w:val="Compact"/>
-              <w:jc w:val="left"/>
-            </w:pPr>
-            <w:r>
-              <w:t xml:space="preserve">2.0–5.5 V; conservative range pending confirmation of the exact fitted variant</w:t>
-            </w:r>
-          </w:p>
-        </w:tc>
-      </w:tr>
-      <w:tr>
-        <w:tc>
-          <w:tcPr/>
-          <w:p>
-            <w:pPr>
-              <w:pStyle w:val="Compact"/>
-              <w:jc w:val="left"/>
-            </w:pPr>
-            <w:r>
-              <w:t xml:space="preserve">ADC</w:t>
-            </w:r>
-          </w:p>
-        </w:tc>
-        <w:tc>
-          <w:tcPr/>
-          <w:p>
-            <w:pPr>
-              <w:pStyle w:val="Compact"/>
-              <w:jc w:val="left"/>
-            </w:pPr>
-            <w:r>
-              <w:t xml:space="preserve">12-bit analog-to-digital conversion used for sensor acquisition</w:t>
-            </w:r>
-          </w:p>
-        </w:tc>
-      </w:tr>
-      <w:tr>
+              <w:t xml:space="preserve">Module implementation</w:t>
+            </w:r>
+          </w:p>
+        </w:tc>
+      </w:tr>
+      <w:tr>
+        <w:tc>
+          <w:tcPr/>
+          <w:p>
+            <w:pPr>
+              <w:pStyle w:val="Compact"/>
+              <w:jc w:val="left"/>
+            </w:pPr>
+            <w:r>
+              <w:t xml:space="preserve">Internal controller</w:t>
+            </w:r>
+          </w:p>
+        </w:tc>
+        <w:tc>
+          <w:tcPr/>
+          <w:p>
+            <w:pPr>
+              <w:pStyle w:val="Compact"/>
+              <w:jc w:val="left"/>
+            </w:pPr>
+            <w:r>
+              <w:t xml:space="preserve">32-bit Arm Cortex-M0+</w:t>
+            </w:r>
+          </w:p>
+        </w:tc>
+      </w:tr>
+      <w:tr>
+        <w:tc>
+          <w:tcPr/>
+          <w:p>
+            <w:pPr>
+              <w:pStyle w:val="Compact"/>
+              <w:jc w:val="left"/>
+            </w:pPr>
+            <w:r>
+              <w:t xml:space="preserve">Sensor acquisition</w:t>
+            </w:r>
+          </w:p>
+        </w:tc>
+        <w:tc>
+          <w:tcPr/>
+          <w:p>
+            <w:pPr>
+              <w:pStyle w:val="Compact"/>
+              <w:jc w:val="left"/>
+            </w:pPr>
+            <w:r>
+              <w:t xml:space="preserve">12-bit ADC</w:t>
+            </w:r>
+          </w:p>
+        </w:tc>
+      </w:tr>
+      <w:tr>
+        <w:tc>
+          <w:tcPr/>
+          <w:p>
+            <w:pPr>
+              <w:pStyle w:val="Compact"/>
+              <w:jc w:val="left"/>
+            </w:pPr>
+            <w:r>
+              <w:t xml:space="preserve">User digital interface</w:t>
+            </w:r>
+          </w:p>
+        </w:tc>
         <w:tc>
           <w:tcPr/>
           <w:p>
@@ -4918,106 +4884,127 @@
             </w:r>
           </w:p>
         </w:tc>
-        <w:tc>
-          <w:tcPr/>
-          <w:p>
-            <w:pPr>
-              <w:pStyle w:val="Compact"/>
-              <w:jc w:val="left"/>
-            </w:pPr>
-            <w:r>
-              <w:t xml:space="preserve">Standard mode at 100 kHz and Fast mode at 400 kHz; 7-bit addressing</w:t>
-            </w:r>
-          </w:p>
-        </w:tc>
-      </w:tr>
-      <w:tr>
-        <w:tc>
-          <w:tcPr/>
-          <w:p>
-            <w:pPr>
-              <w:pStyle w:val="Compact"/>
-              <w:jc w:val="left"/>
-            </w:pPr>
-            <w:r>
-              <w:t xml:space="preserve">GPIO</w:t>
-            </w:r>
-          </w:p>
-        </w:tc>
-        <w:tc>
-          <w:tcPr/>
-          <w:p>
-            <w:pPr>
-              <w:pStyle w:val="Compact"/>
-              <w:jc w:val="left"/>
-            </w:pPr>
-            <w:r>
-              <w:t xml:space="preserve">General-purpose digital I/O and external-interrupt capability</w:t>
-            </w:r>
-          </w:p>
-        </w:tc>
-      </w:tr>
-      <w:tr>
-        <w:tc>
-          <w:tcPr/>
-          <w:p>
-            <w:pPr>
-              <w:pStyle w:val="Compact"/>
-              <w:jc w:val="left"/>
-            </w:pPr>
-            <w:r>
-              <w:t xml:space="preserve">Timers</w:t>
-            </w:r>
-          </w:p>
-        </w:tc>
-        <w:tc>
-          <w:tcPr/>
-          <w:p>
-            <w:pPr>
-              <w:pStyle w:val="Compact"/>
-              <w:jc w:val="left"/>
-            </w:pPr>
-            <w:r>
-              <w:t xml:space="preserve">General-purpose, advanced-control, low-power, watchdog, and system timing resources</w:t>
-            </w:r>
-          </w:p>
-        </w:tc>
-      </w:tr>
-      <w:tr>
-        <w:tc>
-          <w:tcPr/>
-          <w:p>
-            <w:pPr>
-              <w:pStyle w:val="Compact"/>
-              <w:jc w:val="left"/>
-            </w:pPr>
-            <w:r>
-              <w:t xml:space="preserve">Other interfaces</w:t>
-            </w:r>
-          </w:p>
-        </w:tc>
-        <w:tc>
-          <w:tcPr/>
-          <w:p>
-            <w:pPr>
-              <w:pStyle w:val="Compact"/>
-              <w:jc w:val="left"/>
-            </w:pPr>
-            <w:r>
-              <w:t xml:space="preserve">SPI, USART, DMA, RTC, CRC, comparators, unique device identification, and factory programming/debug functionality</w:t>
+      </w:tr>
+      <w:tr>
+        <w:tc>
+          <w:tcPr/>
+          <w:p>
+            <w:pPr>
+              <w:pStyle w:val="Compact"/>
+              <w:jc w:val="left"/>
+            </w:pPr>
+            <w:r>
+              <w:t xml:space="preserve">I2C addressing</w:t>
+            </w:r>
+          </w:p>
+        </w:tc>
+        <w:tc>
+          <w:tcPr/>
+          <w:p>
+            <w:pPr>
+              <w:pStyle w:val="Compact"/>
+              <w:jc w:val="left"/>
+            </w:pPr>
+            <w:r>
+              <w:t xml:space="preserve">7-bit addressing</w:t>
+            </w:r>
+          </w:p>
+        </w:tc>
+      </w:tr>
+      <w:tr>
+        <w:tc>
+          <w:tcPr/>
+          <w:p>
+            <w:pPr>
+              <w:pStyle w:val="Compact"/>
+              <w:jc w:val="left"/>
+            </w:pPr>
+            <w:r>
+              <w:t xml:space="preserve">Supported I2C clock</w:t>
+            </w:r>
+          </w:p>
+        </w:tc>
+        <w:tc>
+          <w:tcPr/>
+          <w:p>
+            <w:pPr>
+              <w:pStyle w:val="Compact"/>
+              <w:jc w:val="left"/>
+            </w:pPr>
+            <w:r>
+              <w:t xml:space="preserve">100 kHz and 400 kHz</w:t>
+            </w:r>
+          </w:p>
+        </w:tc>
+      </w:tr>
+      <w:tr>
+        <w:tc>
+          <w:tcPr/>
+          <w:p>
+            <w:pPr>
+              <w:pStyle w:val="Compact"/>
+              <w:jc w:val="left"/>
+            </w:pPr>
+            <w:r>
+              <w:t xml:space="preserve">Direct sensor access</w:t>
+            </w:r>
+          </w:p>
+        </w:tc>
+        <w:tc>
+          <w:tcPr/>
+          <w:p>
+            <w:pPr>
+              <w:pStyle w:val="Compact"/>
+              <w:jc w:val="left"/>
+            </w:pPr>
+            <w:r>
+              <w:t xml:space="preserve">Analog</w:t>
+            </w:r>
+            <w:r>
+              <w:t xml:space="preserve"> </w:t>
+            </w:r>
+            <w:r>
+              <w:rPr>
+                <w:rStyle w:val="VerbatimChar"/>
+              </w:rPr>
+              <w:t xml:space="preserve">SIG</w:t>
+            </w:r>
+            <w:r>
+              <w:t xml:space="preserve"> </w:t>
+            </w:r>
+            <w:r>
+              <w:t xml:space="preserve">contact</w:t>
+            </w:r>
+          </w:p>
+        </w:tc>
+      </w:tr>
+      <w:tr>
+        <w:tc>
+          <w:tcPr/>
+          <w:p>
+            <w:pPr>
+              <w:pStyle w:val="Compact"/>
+              <w:jc w:val="left"/>
+            </w:pPr>
+            <w:r>
+              <w:t xml:space="preserve">Programming and debugging</w:t>
+            </w:r>
+          </w:p>
+        </w:tc>
+        <w:tc>
+          <w:tcPr/>
+          <w:p>
+            <w:pPr>
+              <w:pStyle w:val="Compact"/>
+              <w:jc w:val="left"/>
+            </w:pPr>
+            <w:r>
+              <w:t xml:space="preserve">Reserved for factory use</w:t>
             </w:r>
           </w:p>
         </w:tc>
       </w:tr>
     </w:tbl>
-    <w:p>
-      <w:pPr>
-        <w:pStyle w:val="BodyText"/>
-      </w:pPr>
-      <w:r>
-        <w:t xml:space="preserve">Programming and debugging functionality is reserved for factory use on this module. The controller operating range applies only to the controller and does not establish the absolute maximum ratings of the complete module or every externally accessible contact.</w:t>
-      </w:r>
-    </w:p>
     <w:bookmarkEnd w:id="44"/>
     <w:bookmarkStart w:id="45" w:name="temt6000-maximum-ratings"/>
     <w:p>

--- a/docs/hardware/unit_product_reference_v_1_1_0_atom_temt6000_ambient_light_sensor.docx
+++ b/docs/hardware/unit_product_reference_v_1_1_0_atom_temt6000_ambient_light_sensor.docx
@@ -345,7 +345,7 @@
         <w:pStyle w:val="Compact"/>
       </w:pPr>
       <w:r>
-        <w:t xml:space="preserve">2.7 Unspecified Current-Module Characteristics {.section-page}</w:t>
+        <w:t xml:space="preserve">2.7 Module-Level Characteristics Not Yet Specified</w:t>
       </w:r>
     </w:p>
     <w:p>
@@ -6359,7 +6359,7 @@
       </w:r>
     </w:p>
     <w:bookmarkEnd w:id="47"/>
-    <w:bookmarkStart w:id="48" w:name="Xfceabeeeb34bfd761998e8b16fcfc49584ad897"/>
+    <w:bookmarkStart w:id="48" w:name="Xe7983aa397fedfa0158b441c78b658b6ecdafcb"/>
     <w:p>
       <w:pPr>
         <w:pStyle w:val="Heading3"/>
@@ -6369,7 +6369,21 @@
           <w:bCs/>
           <w:b/>
         </w:rPr>
-        <w:t xml:space="preserve">2.7 Unspecified Current-Module Characteristics</w:t>
+        <w:t xml:space="preserve">2.7 Module-Level Characteristics Not Yet Specified</w:t>
+      </w:r>
+    </w:p>
+    <w:p>
+      <w:pPr>
+        <w:pStyle w:val="FirstParagraph"/>
+      </w:pPr>
+      <w:r>
+        <w:t xml:space="preserve">The following complete-module characteristics have not been qualified or</w:t>
+      </w:r>
+      <w:r>
+        <w:t xml:space="preserve"> </w:t>
+      </w:r>
+      <w:r>
+        <w:t xml:space="preserve">specified for the current product revision:</w:t>
       </w:r>
     </w:p>
     <w:p>
@@ -6381,7 +6395,7 @@
         <w:pStyle w:val="Compact"/>
       </w:pPr>
       <w:r>
-        <w:t xml:space="preserve">Complete-module absolute maximum ratings, current consumption, and power-up behavior</w:t>
+        <w:t xml:space="preserve">Absolute maximum ratings for the complete module</w:t>
       </w:r>
     </w:p>
     <w:p>
@@ -6393,7 +6407,7 @@
         <w:pStyle w:val="Compact"/>
       </w:pPr>
       <w:r>
-        <w:t xml:space="preserve">Exact oscillator and timing tolerance</w:t>
+        <w:t xml:space="preserve">Supply-current consumption</w:t>
       </w:r>
     </w:p>
     <w:p>
@@ -6405,7 +6419,7 @@
         <w:pStyle w:val="Compact"/>
       </w:pPr>
       <w:r>
-        <w:t xml:space="preserve">Electrical I2C bus-loading limits</w:t>
+        <w:t xml:space="preserve">Validated continuous supply-voltage range around the nominal 3.3 V and 5 V operating points</w:t>
       </w:r>
     </w:p>
     <w:p>
@@ -6417,7 +6431,7 @@
         <w:pStyle w:val="Compact"/>
       </w:pPr>
       <w:r>
-        <w:t xml:space="preserve">Pull-up resistance and supported bus capacitance</w:t>
+        <w:t xml:space="preserve">Power-up and initialization behavior</w:t>
       </w:r>
     </w:p>
     <w:p>
@@ -6429,7 +6443,7 @@
         <w:pStyle w:val="Compact"/>
       </w:pPr>
       <w:r>
-        <w:t xml:space="preserve">I2C logic-level compatibility under all supported supply conditions</w:t>
+        <w:t xml:space="preserve">I2C pull-up resistance and supported bus capacitance</w:t>
       </w:r>
     </w:p>
     <w:p>
@@ -6441,7 +6455,7 @@
         <w:pStyle w:val="Compact"/>
       </w:pPr>
       <w:r>
-        <w:t xml:space="preserve">Direct analog transfer function, load resistance, range, accuracy, and source impedance</w:t>
+        <w:t xml:space="preserve">Guaranteed I2C logic-level compatibility across all supported supply conditions</w:t>
       </w:r>
     </w:p>
     <w:p>
@@ -6453,7 +6467,22 @@
         <w:pStyle w:val="Compact"/>
       </w:pPr>
       <w:r>
-        <w:t xml:space="preserve">Guaranteed lux measurement range, accuracy, repeatability, response time, and calibration</w:t>
+        <w:t xml:space="preserve">Direct</w:t>
+      </w:r>
+      <w:r>
+        <w:t xml:space="preserve"> </w:t>
+      </w:r>
+      <w:r>
+        <w:rPr>
+          <w:rStyle w:val="VerbatimChar"/>
+        </w:rPr>
+        <w:t xml:space="preserve">SIG</w:t>
+      </w:r>
+      <w:r>
+        <w:t xml:space="preserve"> </w:t>
+      </w:r>
+      <w:r>
+        <w:t xml:space="preserve">output range, accuracy, source impedance, and loading limits</w:t>
       </w:r>
     </w:p>
     <w:p>
@@ -6465,7 +6494,7 @@
         <w:pStyle w:val="Compact"/>
       </w:pPr>
       <w:r>
-        <w:t xml:space="preserve">Exact controller ordering variant</w:t>
+        <w:t xml:space="preserve">Guaranteed illuminance range, accuracy, repeatability, and calibrated lux response</w:t>
       </w:r>
     </w:p>
     <w:p>
@@ -6477,7 +6506,7 @@
         <w:pStyle w:val="Compact"/>
       </w:pPr>
       <w:r>
-        <w:t xml:space="preserve">Controlled firmware image and manufacturer programming procedure</w:t>
+        <w:t xml:space="preserve">Board-level operating-temperature range</w:t>
       </w:r>
     </w:p>
     <w:p>
@@ -6489,7 +6518,7 @@
         <w:pStyle w:val="Compact"/>
       </w:pPr>
       <w:r>
-        <w:t xml:space="preserve">Board-level operating-temperature range</w:t>
+        <w:t xml:space="preserve">ESD and EMC ratings</w:t>
       </w:r>
     </w:p>
     <w:p>
@@ -6501,18 +6530,6 @@
         <w:pStyle w:val="Compact"/>
       </w:pPr>
       <w:r>
-        <w:t xml:space="preserve">ESD and EMC ratings</w:t>
-      </w:r>
-    </w:p>
-    <w:p>
-      <w:pPr>
-        <w:numPr>
-          <w:ilvl w:val="0"/>
-          <w:numId w:val="1012"/>
-        </w:numPr>
-        <w:pStyle w:val="Compact"/>
-      </w:pPr>
-      <w:r>
         <w:t xml:space="preserve">Humidity and ingress ratings</w:t>
       </w:r>
     </w:p>
@@ -6521,7 +6538,13 @@
         <w:pStyle w:val="FirstParagraph"/>
       </w:pPr>
       <w:r>
-        <w:t xml:space="preserve">Until these characteristics are validated, component-level specifications must not be interpreted as guaranteed complete-module specifications.</w:t>
+        <w:t xml:space="preserve">Unless explicitly stated otherwise, component-level characteristics shall not</w:t>
+      </w:r>
+      <w:r>
+        <w:t xml:space="preserve"> </w:t>
+      </w:r>
+      <w:r>
+        <w:t xml:space="preserve">be interpreted as guaranteed specifications of the complete module.</w:t>
       </w:r>
     </w:p>
     <w:bookmarkEnd w:id="48"/>

--- a/docs/hardware/unit_product_reference_v_1_1_0_atom_temt6000_ambient_light_sensor.docx
+++ b/docs/hardware/unit_product_reference_v_1_1_0_atom_temt6000_ambient_light_sensor.docx
@@ -345,7 +345,7 @@
         <w:pStyle w:val="Compact"/>
       </w:pPr>
       <w:r>
-        <w:t xml:space="preserve">2.7 Module-Level Characteristics Not Yet Specified</w:t>
+        <w:t xml:space="preserve">2.7 Module-Level Characteristics</w:t>
       </w:r>
     </w:p>
     <w:p>
@@ -6359,7 +6359,7 @@
       </w:r>
     </w:p>
     <w:bookmarkEnd w:id="47"/>
-    <w:bookmarkStart w:id="48" w:name="Xe7983aa397fedfa0158b441c78b658b6ecdafcb"/>
+    <w:bookmarkStart w:id="48" w:name="module-level-characteristics"/>
     <w:p>
       <w:pPr>
         <w:pStyle w:val="Heading3"/>
@@ -6369,7 +6369,7 @@
           <w:bCs/>
           <w:b/>
         </w:rPr>
-        <w:t xml:space="preserve">2.7 Module-Level Characteristics Not Yet Specified</w:t>
+        <w:t xml:space="preserve">2.7 Module-Level Characteristics</w:t>
       </w:r>
     </w:p>
     <w:p>
@@ -6377,13 +6377,430 @@
         <w:pStyle w:val="FirstParagraph"/>
       </w:pPr>
       <w:r>
-        <w:t xml:space="preserve">The following complete-module characteristics have not been qualified or</w:t>
-      </w:r>
-      <w:r>
-        <w:t xml:space="preserve"> </w:t>
-      </w:r>
-      <w:r>
-        <w:t xml:space="preserve">specified for the current product revision:</w:t>
+        <w:t xml:space="preserve">The following characteristics are established for the current module</w:t>
+      </w:r>
+      <w:r>
+        <w:t xml:space="preserve"> </w:t>
+      </w:r>
+      <w:r>
+        <w:t xml:space="preserve">implementation and are described in the preceding sections.</w:t>
+      </w:r>
+    </w:p>
+    <w:tbl>
+      <w:tblPr>
+        <w:tblStyle w:val="Table"/>
+        <w:tblW w:type="pct" w:w="5000"/>
+        <w:tblLook w:firstRow="1" w:lastRow="0" w:firstColumn="0" w:lastColumn="0" w:noHBand="0" w:noVBand="0" w:val="0020"/>
+        <w:jc w:val="start"/>
+      </w:tblPr>
+      <w:tblGrid>
+        <w:gridCol w:w="3960"/>
+        <w:gridCol w:w="3960"/>
+      </w:tblGrid>
+      <w:tr>
+        <w:trPr>
+          <w:tblHeader w:val="true"/>
+        </w:trPr>
+        <w:tc>
+          <w:tcPr/>
+          <w:p>
+            <w:pPr>
+              <w:pStyle w:val="Compact"/>
+              <w:jc w:val="left"/>
+            </w:pPr>
+            <w:r>
+              <w:t xml:space="preserve">Characteristic</w:t>
+            </w:r>
+          </w:p>
+        </w:tc>
+        <w:tc>
+          <w:tcPr/>
+          <w:p>
+            <w:pPr>
+              <w:pStyle w:val="Compact"/>
+              <w:jc w:val="left"/>
+            </w:pPr>
+            <w:r>
+              <w:t xml:space="preserve">Current module specification</w:t>
+            </w:r>
+          </w:p>
+        </w:tc>
+      </w:tr>
+      <w:tr>
+        <w:tc>
+          <w:tcPr/>
+          <w:p>
+            <w:pPr>
+              <w:pStyle w:val="Compact"/>
+              <w:jc w:val="left"/>
+            </w:pPr>
+            <w:r>
+              <w:t xml:space="preserve">Nominal supply voltage</w:t>
+            </w:r>
+          </w:p>
+        </w:tc>
+        <w:tc>
+          <w:tcPr/>
+          <w:p>
+            <w:pPr>
+              <w:pStyle w:val="Compact"/>
+              <w:jc w:val="left"/>
+            </w:pPr>
+            <w:r>
+              <w:t xml:space="preserve">3.3 V or 5 V</w:t>
+            </w:r>
+          </w:p>
+        </w:tc>
+      </w:tr>
+      <w:tr>
+        <w:tc>
+          <w:tcPr/>
+          <w:p>
+            <w:pPr>
+              <w:pStyle w:val="Compact"/>
+              <w:jc w:val="left"/>
+            </w:pPr>
+            <w:r>
+              <w:t xml:space="preserve">Digital interface</w:t>
+            </w:r>
+          </w:p>
+        </w:tc>
+        <w:tc>
+          <w:tcPr/>
+          <w:p>
+            <w:pPr>
+              <w:pStyle w:val="Compact"/>
+              <w:jc w:val="left"/>
+            </w:pPr>
+            <w:r>
+              <w:t xml:space="preserve">I2C, 7-bit slave</w:t>
+            </w:r>
+          </w:p>
+        </w:tc>
+      </w:tr>
+      <w:tr>
+        <w:tc>
+          <w:tcPr/>
+          <w:p>
+            <w:pPr>
+              <w:pStyle w:val="Compact"/>
+              <w:jc w:val="left"/>
+            </w:pPr>
+            <w:r>
+              <w:t xml:space="preserve">Factory I2C address</w:t>
+            </w:r>
+          </w:p>
+        </w:tc>
+        <w:tc>
+          <w:tcPr/>
+          <w:p>
+            <w:pPr>
+              <w:pStyle w:val="Compact"/>
+              <w:jc w:val="left"/>
+            </w:pPr>
+            <w:r>
+              <w:rPr>
+                <w:rStyle w:val="VerbatimChar"/>
+              </w:rPr>
+              <w:t xml:space="preserve">0x20</w:t>
+            </w:r>
+          </w:p>
+        </w:tc>
+      </w:tr>
+      <w:tr>
+        <w:tc>
+          <w:tcPr/>
+          <w:p>
+            <w:pPr>
+              <w:pStyle w:val="Compact"/>
+              <w:jc w:val="left"/>
+            </w:pPr>
+            <w:r>
+              <w:t xml:space="preserve">Configurable I2C address range</w:t>
+            </w:r>
+          </w:p>
+        </w:tc>
+        <w:tc>
+          <w:tcPr/>
+          <w:p>
+            <w:pPr>
+              <w:pStyle w:val="Compact"/>
+              <w:jc w:val="left"/>
+            </w:pPr>
+            <w:r>
+              <w:rPr>
+                <w:rStyle w:val="VerbatimChar"/>
+              </w:rPr>
+              <w:t xml:space="preserve">0x08</w:t>
+            </w:r>
+            <w:r>
+              <w:t xml:space="preserve"> </w:t>
+            </w:r>
+            <w:r>
+              <w:t xml:space="preserve">to</w:t>
+            </w:r>
+            <w:r>
+              <w:t xml:space="preserve"> </w:t>
+            </w:r>
+            <w:r>
+              <w:rPr>
+                <w:rStyle w:val="VerbatimChar"/>
+              </w:rPr>
+              <w:t xml:space="preserve">0x77</w:t>
+            </w:r>
+          </w:p>
+        </w:tc>
+      </w:tr>
+      <w:tr>
+        <w:tc>
+          <w:tcPr/>
+          <w:p>
+            <w:pPr>
+              <w:pStyle w:val="Compact"/>
+              <w:jc w:val="left"/>
+            </w:pPr>
+            <w:r>
+              <w:t xml:space="preserve">I2C clock frequency</w:t>
+            </w:r>
+          </w:p>
+        </w:tc>
+        <w:tc>
+          <w:tcPr/>
+          <w:p>
+            <w:pPr>
+              <w:pStyle w:val="Compact"/>
+              <w:jc w:val="left"/>
+            </w:pPr>
+            <w:r>
+              <w:t xml:space="preserve">100 kHz to 400 kHz</w:t>
+            </w:r>
+          </w:p>
+        </w:tc>
+      </w:tr>
+      <w:tr>
+        <w:tc>
+          <w:tcPr/>
+          <w:p>
+            <w:pPr>
+              <w:pStyle w:val="Compact"/>
+              <w:jc w:val="left"/>
+            </w:pPr>
+            <w:r>
+              <w:t xml:space="preserve">Sensor acquisition</w:t>
+            </w:r>
+          </w:p>
+        </w:tc>
+        <w:tc>
+          <w:tcPr/>
+          <w:p>
+            <w:pPr>
+              <w:pStyle w:val="Compact"/>
+              <w:jc w:val="left"/>
+            </w:pPr>
+            <w:r>
+              <w:t xml:space="preserve">12-bit ADC</w:t>
+            </w:r>
+          </w:p>
+        </w:tc>
+      </w:tr>
+      <w:tr>
+        <w:tc>
+          <w:tcPr/>
+          <w:p>
+            <w:pPr>
+              <w:pStyle w:val="Compact"/>
+              <w:jc w:val="left"/>
+            </w:pPr>
+            <w:r>
+              <w:t xml:space="preserve">Raw digital output</w:t>
+            </w:r>
+          </w:p>
+        </w:tc>
+        <w:tc>
+          <w:tcPr/>
+          <w:p>
+            <w:pPr>
+              <w:pStyle w:val="Compact"/>
+              <w:jc w:val="left"/>
+            </w:pPr>
+            <w:r>
+              <w:t xml:space="preserve">0 to 4095</w:t>
+            </w:r>
+          </w:p>
+        </w:tc>
+      </w:tr>
+      <w:tr>
+        <w:tc>
+          <w:tcPr/>
+          <w:p>
+            <w:pPr>
+              <w:pStyle w:val="Compact"/>
+              <w:jc w:val="left"/>
+            </w:pPr>
+            <w:r>
+              <w:t xml:space="preserve">ADC update interval</w:t>
+            </w:r>
+          </w:p>
+        </w:tc>
+        <w:tc>
+          <w:tcPr/>
+          <w:p>
+            <w:pPr>
+              <w:pStyle w:val="Compact"/>
+              <w:jc w:val="left"/>
+            </w:pPr>
+            <w:r>
+              <w:t xml:space="preserve">Approximately 20 ms</w:t>
+            </w:r>
+          </w:p>
+        </w:tc>
+      </w:tr>
+      <w:tr>
+        <w:tc>
+          <w:tcPr/>
+          <w:p>
+            <w:pPr>
+              <w:pStyle w:val="Compact"/>
+              <w:jc w:val="left"/>
+            </w:pPr>
+            <w:r>
+              <w:t xml:space="preserve">Command processing delay</w:t>
+            </w:r>
+          </w:p>
+        </w:tc>
+        <w:tc>
+          <w:tcPr/>
+          <w:p>
+            <w:pPr>
+              <w:pStyle w:val="Compact"/>
+              <w:jc w:val="left"/>
+            </w:pPr>
+            <w:r>
+              <w:t xml:space="preserve">2 to 5 ms</w:t>
+            </w:r>
+          </w:p>
+        </w:tc>
+      </w:tr>
+      <w:tr>
+        <w:tc>
+          <w:tcPr/>
+          <w:p>
+            <w:pPr>
+              <w:pStyle w:val="Compact"/>
+              <w:jc w:val="left"/>
+            </w:pPr>
+            <w:r>
+              <w:t xml:space="preserve">Direct analog access</w:t>
+            </w:r>
+          </w:p>
+        </w:tc>
+        <w:tc>
+          <w:tcPr/>
+          <w:p>
+            <w:pPr>
+              <w:pStyle w:val="Compact"/>
+              <w:jc w:val="left"/>
+            </w:pPr>
+            <w:r>
+              <w:rPr>
+                <w:rStyle w:val="VerbatimChar"/>
+              </w:rPr>
+              <w:t xml:space="preserve">SIG</w:t>
+            </w:r>
+            <w:r>
+              <w:t xml:space="preserve"> </w:t>
+            </w:r>
+            <w:r>
+              <w:t xml:space="preserve">contact connected to the TEMT6000 signal path</w:t>
+            </w:r>
+          </w:p>
+        </w:tc>
+      </w:tr>
+      <w:tr>
+        <w:tc>
+          <w:tcPr/>
+          <w:p>
+            <w:pPr>
+              <w:pStyle w:val="Compact"/>
+              <w:jc w:val="left"/>
+            </w:pPr>
+            <w:r>
+              <w:t xml:space="preserve">Sensor load resistor</w:t>
+            </w:r>
+          </w:p>
+        </w:tc>
+        <w:tc>
+          <w:tcPr/>
+          <w:p>
+            <w:pPr>
+              <w:pStyle w:val="Compact"/>
+              <w:jc w:val="left"/>
+            </w:pPr>
+            <w:r>
+              <w:t xml:space="preserve">10 kΩ to GND</w:t>
+            </w:r>
+          </w:p>
+        </w:tc>
+      </w:tr>
+    </w:tbl>
+    <w:p>
+      <w:pPr>
+        <w:pStyle w:val="BodyText"/>
+      </w:pPr>
+      <w:r>
+        <w:t xml:space="preserve">Additional characteristics such as complete-module absolute maximum ratings,</w:t>
+      </w:r>
+      <w:r>
+        <w:t xml:space="preserve"> </w:t>
+      </w:r>
+      <w:r>
+        <w:t xml:space="preserve">supply-current limits, guaranteed analog-output accuracy, calibrated lux</w:t>
+      </w:r>
+      <w:r>
+        <w:t xml:space="preserve"> </w:t>
+      </w:r>
+      <w:r>
+        <w:t xml:space="preserve">accuracy, board-level operating-temperature range, and environmental</w:t>
+      </w:r>
+      <w:r>
+        <w:t xml:space="preserve"> </w:t>
+      </w:r>
+      <w:r>
+        <w:t xml:space="preserve">qualification are not specified unless explicitly stated elsewhere in this</w:t>
+      </w:r>
+      <w:r>
+        <w:t xml:space="preserve"> </w:t>
+      </w:r>
+      <w:r>
+        <w:t xml:space="preserve">Product Reference.</w:t>
+      </w:r>
+    </w:p>
+    <w:p>
+      <w:pPr>
+        <w:pStyle w:val="BodyText"/>
+      </w:pPr>
+      <w:r>
+        <w:t xml:space="preserve">Component-level ratings shall not be interpreted as guaranteed ratings of the</w:t>
+      </w:r>
+      <w:r>
+        <w:t xml:space="preserve"> </w:t>
+      </w:r>
+      <w:r>
+        <w:t xml:space="preserve">complete module.</w:t>
+      </w:r>
+    </w:p>
+    <w:bookmarkEnd w:id="48"/>
+    <w:bookmarkStart w:id="49" w:name="electrical-precautions"/>
+    <w:p>
+      <w:pPr>
+        <w:pStyle w:val="Heading3"/>
+      </w:pPr>
+      <w:r>
+        <w:rPr>
+          <w:bCs/>
+          <w:b/>
+        </w:rPr>
+        <w:t xml:space="preserve">2.8 Electrical Precautions</w:t>
       </w:r>
     </w:p>
     <w:p>
@@ -6395,7 +6812,7 @@
         <w:pStyle w:val="Compact"/>
       </w:pPr>
       <w:r>
-        <w:t xml:space="preserve">Absolute maximum ratings for the complete module</w:t>
+        <w:t xml:space="preserve">Use a current-limited 3.3 V or 5 V supply during engineering bring-up.</w:t>
       </w:r>
     </w:p>
     <w:p>
@@ -6407,7 +6824,7 @@
         <w:pStyle w:val="Compact"/>
       </w:pPr>
       <w:r>
-        <w:t xml:space="preserve">Supply-current consumption</w:t>
+        <w:t xml:space="preserve">Verify connector orientation and establish a common ground before applying power.</w:t>
       </w:r>
     </w:p>
     <w:p>
@@ -6419,7 +6836,7 @@
         <w:pStyle w:val="Compact"/>
       </w:pPr>
       <w:r>
-        <w:t xml:space="preserve">Validated continuous supply-voltage range around the nominal 3.3 V and 5 V operating points</w:t>
+        <w:t xml:space="preserve">Do not exceed the controller upper operating-voltage limit of 5.5 V.</w:t>
       </w:r>
     </w:p>
     <w:p>
@@ -6431,7 +6848,43 @@
         <w:pStyle w:val="Compact"/>
       </w:pPr>
       <w:r>
-        <w:t xml:space="preserve">Power-up and initialization behavior</w:t>
+        <w:t xml:space="preserve">When operating the module at 5 V, verify host compatibility with the actual voltage present on</w:t>
+      </w:r>
+      <w:r>
+        <w:t xml:space="preserve"> </w:t>
+      </w:r>
+      <w:r>
+        <w:rPr>
+          <w:rStyle w:val="VerbatimChar"/>
+        </w:rPr>
+        <w:t xml:space="preserve">SDA</w:t>
+      </w:r>
+      <w:r>
+        <w:t xml:space="preserve">,</w:t>
+      </w:r>
+      <w:r>
+        <w:t xml:space="preserve"> </w:t>
+      </w:r>
+      <w:r>
+        <w:rPr>
+          <w:rStyle w:val="VerbatimChar"/>
+        </w:rPr>
+        <w:t xml:space="preserve">SCL</w:t>
+      </w:r>
+      <w:r>
+        <w:t xml:space="preserve">, and</w:t>
+      </w:r>
+      <w:r>
+        <w:t xml:space="preserve"> </w:t>
+      </w:r>
+      <w:r>
+        <w:rPr>
+          <w:rStyle w:val="VerbatimChar"/>
+        </w:rPr>
+        <w:t xml:space="preserve">SIG</w:t>
+      </w:r>
+      <w:r>
+        <w:t xml:space="preserve">. Use appropriate level translation when required.</w:t>
       </w:r>
     </w:p>
     <w:p>
@@ -6443,7 +6896,7 @@
         <w:pStyle w:val="Compact"/>
       </w:pPr>
       <w:r>
-        <w:t xml:space="preserve">I2C pull-up resistance and supported bus capacitance</w:t>
+        <w:t xml:space="preserve">During normal operation, use the I2C connection points only for I2C communication. The same physical signals are shared with the controller’s factory programming and debugging functions; SWD is not provided as a separate user interface.</w:t>
       </w:r>
     </w:p>
     <w:p>
@@ -6455,7 +6908,7 @@
         <w:pStyle w:val="Compact"/>
       </w:pPr>
       <w:r>
-        <w:t xml:space="preserve">Guaranteed I2C logic-level compatibility across all supported supply conditions</w:t>
+        <w:t xml:space="preserve">Do not attempt firmware replacement or external debugging through the I2C connection points. Programming, debugging, and reset functions are reserved for manufacturer use and factory diagnostics.</w:t>
       </w:r>
     </w:p>
     <w:p>
@@ -6467,22 +6920,7 @@
         <w:pStyle w:val="Compact"/>
       </w:pPr>
       <w:r>
-        <w:t xml:space="preserve">Direct</w:t>
-      </w:r>
-      <w:r>
-        <w:t xml:space="preserve"> </w:t>
-      </w:r>
-      <w:r>
-        <w:rPr>
-          <w:rStyle w:val="VerbatimChar"/>
-        </w:rPr>
-        <w:t xml:space="preserve">SIG</w:t>
-      </w:r>
-      <w:r>
-        <w:t xml:space="preserve"> </w:t>
-      </w:r>
-      <w:r>
-        <w:t xml:space="preserve">output range, accuracy, source impedance, and loading limits</w:t>
+        <w:t xml:space="preserve">Remove power before cutting, soldering, or reworking the I2C disable bridge or optional connector positions.</w:t>
       </w:r>
     </w:p>
     <w:p>
@@ -6490,202 +6928,6 @@
         <w:numPr>
           <w:ilvl w:val="0"/>
           <w:numId w:val="1012"/>
-        </w:numPr>
-        <w:pStyle w:val="Compact"/>
-      </w:pPr>
-      <w:r>
-        <w:t xml:space="preserve">Guaranteed illuminance range, accuracy, repeatability, and calibrated lux response</w:t>
-      </w:r>
-    </w:p>
-    <w:p>
-      <w:pPr>
-        <w:numPr>
-          <w:ilvl w:val="0"/>
-          <w:numId w:val="1012"/>
-        </w:numPr>
-        <w:pStyle w:val="Compact"/>
-      </w:pPr>
-      <w:r>
-        <w:t xml:space="preserve">Board-level operating-temperature range</w:t>
-      </w:r>
-    </w:p>
-    <w:p>
-      <w:pPr>
-        <w:numPr>
-          <w:ilvl w:val="0"/>
-          <w:numId w:val="1012"/>
-        </w:numPr>
-        <w:pStyle w:val="Compact"/>
-      </w:pPr>
-      <w:r>
-        <w:t xml:space="preserve">ESD and EMC ratings</w:t>
-      </w:r>
-    </w:p>
-    <w:p>
-      <w:pPr>
-        <w:numPr>
-          <w:ilvl w:val="0"/>
-          <w:numId w:val="1012"/>
-        </w:numPr>
-        <w:pStyle w:val="Compact"/>
-      </w:pPr>
-      <w:r>
-        <w:t xml:space="preserve">Humidity and ingress ratings</w:t>
-      </w:r>
-    </w:p>
-    <w:p>
-      <w:pPr>
-        <w:pStyle w:val="FirstParagraph"/>
-      </w:pPr>
-      <w:r>
-        <w:t xml:space="preserve">Unless explicitly stated otherwise, component-level characteristics shall not</w:t>
-      </w:r>
-      <w:r>
-        <w:t xml:space="preserve"> </w:t>
-      </w:r>
-      <w:r>
-        <w:t xml:space="preserve">be interpreted as guaranteed specifications of the complete module.</w:t>
-      </w:r>
-    </w:p>
-    <w:bookmarkEnd w:id="48"/>
-    <w:bookmarkStart w:id="49" w:name="electrical-precautions"/>
-    <w:p>
-      <w:pPr>
-        <w:pStyle w:val="Heading3"/>
-      </w:pPr>
-      <w:r>
-        <w:rPr>
-          <w:bCs/>
-          <w:b/>
-        </w:rPr>
-        <w:t xml:space="preserve">2.8 Electrical Precautions</w:t>
-      </w:r>
-    </w:p>
-    <w:p>
-      <w:pPr>
-        <w:numPr>
-          <w:ilvl w:val="0"/>
-          <w:numId w:val="1013"/>
-        </w:numPr>
-        <w:pStyle w:val="Compact"/>
-      </w:pPr>
-      <w:r>
-        <w:t xml:space="preserve">Use a current-limited 3.3 V or 5 V supply during engineering bring-up.</w:t>
-      </w:r>
-    </w:p>
-    <w:p>
-      <w:pPr>
-        <w:numPr>
-          <w:ilvl w:val="0"/>
-          <w:numId w:val="1013"/>
-        </w:numPr>
-        <w:pStyle w:val="Compact"/>
-      </w:pPr>
-      <w:r>
-        <w:t xml:space="preserve">Verify connector orientation and establish a common ground before applying power.</w:t>
-      </w:r>
-    </w:p>
-    <w:p>
-      <w:pPr>
-        <w:numPr>
-          <w:ilvl w:val="0"/>
-          <w:numId w:val="1013"/>
-        </w:numPr>
-        <w:pStyle w:val="Compact"/>
-      </w:pPr>
-      <w:r>
-        <w:t xml:space="preserve">Do not exceed the controller upper operating-voltage limit of 5.5 V.</w:t>
-      </w:r>
-    </w:p>
-    <w:p>
-      <w:pPr>
-        <w:numPr>
-          <w:ilvl w:val="0"/>
-          <w:numId w:val="1013"/>
-        </w:numPr>
-        <w:pStyle w:val="Compact"/>
-      </w:pPr>
-      <w:r>
-        <w:t xml:space="preserve">When operating the module at 5 V, verify host compatibility with the actual voltage present on</w:t>
-      </w:r>
-      <w:r>
-        <w:t xml:space="preserve"> </w:t>
-      </w:r>
-      <w:r>
-        <w:rPr>
-          <w:rStyle w:val="VerbatimChar"/>
-        </w:rPr>
-        <w:t xml:space="preserve">SDA</w:t>
-      </w:r>
-      <w:r>
-        <w:t xml:space="preserve">,</w:t>
-      </w:r>
-      <w:r>
-        <w:t xml:space="preserve"> </w:t>
-      </w:r>
-      <w:r>
-        <w:rPr>
-          <w:rStyle w:val="VerbatimChar"/>
-        </w:rPr>
-        <w:t xml:space="preserve">SCL</w:t>
-      </w:r>
-      <w:r>
-        <w:t xml:space="preserve">, and</w:t>
-      </w:r>
-      <w:r>
-        <w:t xml:space="preserve"> </w:t>
-      </w:r>
-      <w:r>
-        <w:rPr>
-          <w:rStyle w:val="VerbatimChar"/>
-        </w:rPr>
-        <w:t xml:space="preserve">SIG</w:t>
-      </w:r>
-      <w:r>
-        <w:t xml:space="preserve">. Use appropriate level translation when required.</w:t>
-      </w:r>
-    </w:p>
-    <w:p>
-      <w:pPr>
-        <w:numPr>
-          <w:ilvl w:val="0"/>
-          <w:numId w:val="1013"/>
-        </w:numPr>
-        <w:pStyle w:val="Compact"/>
-      </w:pPr>
-      <w:r>
-        <w:t xml:space="preserve">During normal operation, use the I2C connection points only for I2C communication. The same physical signals are shared with the controller’s factory programming and debugging functions; SWD is not provided as a separate user interface.</w:t>
-      </w:r>
-    </w:p>
-    <w:p>
-      <w:pPr>
-        <w:numPr>
-          <w:ilvl w:val="0"/>
-          <w:numId w:val="1013"/>
-        </w:numPr>
-        <w:pStyle w:val="Compact"/>
-      </w:pPr>
-      <w:r>
-        <w:t xml:space="preserve">Do not attempt firmware replacement or external debugging through the I2C connection points. Programming, debugging, and reset functions are reserved for manufacturer use and factory diagnostics.</w:t>
-      </w:r>
-    </w:p>
-    <w:p>
-      <w:pPr>
-        <w:numPr>
-          <w:ilvl w:val="0"/>
-          <w:numId w:val="1013"/>
-        </w:numPr>
-        <w:pStyle w:val="Compact"/>
-      </w:pPr>
-      <w:r>
-        <w:t xml:space="preserve">Remove power before cutting, soldering, or reworking the I2C disable bridge or optional connector positions.</w:t>
-      </w:r>
-    </w:p>
-    <w:p>
-      <w:pPr>
-        <w:numPr>
-          <w:ilvl w:val="0"/>
-          <w:numId w:val="1013"/>
         </w:numPr>
         <w:pStyle w:val="Compact"/>
       </w:pPr>
@@ -10185,12 +10427,140 @@
       <w:pPr>
         <w:numPr>
           <w:ilvl w:val="0"/>
-          <w:numId w:val="1014"/>
+          <w:numId w:val="1013"/>
         </w:numPr>
         <w:pStyle w:val="Compact"/>
       </w:pPr>
       <w:r>
         <w:t xml:space="preserve">UNIT ATOM TEMT6000 module</w:t>
+      </w:r>
+    </w:p>
+    <w:p>
+      <w:pPr>
+        <w:numPr>
+          <w:ilvl w:val="0"/>
+          <w:numId w:val="1013"/>
+        </w:numPr>
+        <w:pStyle w:val="Compact"/>
+      </w:pPr>
+      <w:r>
+        <w:t xml:space="preserve">Pulsar ESP32-C6 or Pulsar RP2350 development board</w:t>
+      </w:r>
+    </w:p>
+    <w:p>
+      <w:pPr>
+        <w:numPr>
+          <w:ilvl w:val="0"/>
+          <w:numId w:val="1013"/>
+        </w:numPr>
+        <w:pStyle w:val="Compact"/>
+      </w:pPr>
+      <w:r>
+        <w:t xml:space="preserve">I2C connection for</w:t>
+      </w:r>
+      <w:r>
+        <w:t xml:space="preserve"> </w:t>
+      </w:r>
+      <w:r>
+        <w:rPr>
+          <w:rStyle w:val="VerbatimChar"/>
+        </w:rPr>
+        <w:t xml:space="preserve">VCC</w:t>
+      </w:r>
+      <w:r>
+        <w:t xml:space="preserve">,</w:t>
+      </w:r>
+      <w:r>
+        <w:t xml:space="preserve"> </w:t>
+      </w:r>
+      <w:r>
+        <w:rPr>
+          <w:rStyle w:val="VerbatimChar"/>
+        </w:rPr>
+        <w:t xml:space="preserve">GND</w:t>
+      </w:r>
+      <w:r>
+        <w:t xml:space="preserve">,</w:t>
+      </w:r>
+      <w:r>
+        <w:t xml:space="preserve"> </w:t>
+      </w:r>
+      <w:r>
+        <w:rPr>
+          <w:rStyle w:val="VerbatimChar"/>
+        </w:rPr>
+        <w:t xml:space="preserve">SDA</w:t>
+      </w:r>
+      <w:r>
+        <w:t xml:space="preserve">, and</w:t>
+      </w:r>
+      <w:r>
+        <w:t xml:space="preserve"> </w:t>
+      </w:r>
+      <w:r>
+        <w:rPr>
+          <w:rStyle w:val="VerbatimChar"/>
+        </w:rPr>
+        <w:t xml:space="preserve">SCL</w:t>
+      </w:r>
+    </w:p>
+    <w:p>
+      <w:pPr>
+        <w:numPr>
+          <w:ilvl w:val="0"/>
+          <w:numId w:val="1013"/>
+        </w:numPr>
+        <w:pStyle w:val="Compact"/>
+      </w:pPr>
+      <w:r>
+        <w:t xml:space="preserve">USB cable for programming and Serial Monitor access</w:t>
+      </w:r>
+    </w:p>
+    <w:p>
+      <w:pPr>
+        <w:numPr>
+          <w:ilvl w:val="0"/>
+          <w:numId w:val="1013"/>
+        </w:numPr>
+        <w:pStyle w:val="Compact"/>
+      </w:pPr>
+      <w:r>
+        <w:t xml:space="preserve">Arduino IDE with the selected board package installed</w:t>
+      </w:r>
+    </w:p>
+    <w:p>
+      <w:pPr>
+        <w:numPr>
+          <w:ilvl w:val="0"/>
+          <w:numId w:val="1013"/>
+        </w:numPr>
+        <w:pStyle w:val="Compact"/>
+      </w:pPr>
+      <w:r>
+        <w:rPr>
+          <w:rStyle w:val="VerbatimChar"/>
+        </w:rPr>
+        <w:t xml:space="preserve">DevLab_TEMT6000</w:t>
+      </w:r>
+      <w:r>
+        <w:t xml:space="preserve"> </w:t>
+      </w:r>
+      <w:r>
+        <w:t xml:space="preserve">Arduino library</w:t>
+      </w:r>
+    </w:p>
+    <w:bookmarkEnd w:id="75"/>
+    <w:bookmarkStart w:id="79" w:name="library-installation"/>
+    <w:p>
+      <w:pPr>
+        <w:pStyle w:val="Heading3"/>
+      </w:pPr>
+      <w:r>
+        <w:rPr>
+          <w:bCs/>
+          <w:b/>
+        </w:rPr>
+        <w:t xml:space="preserve">5.2 Library Installation</w:t>
       </w:r>
     </w:p>
     <w:p>
@@ -10202,7 +10572,23 @@
         <w:pStyle w:val="Compact"/>
       </w:pPr>
       <w:r>
-        <w:t xml:space="preserve">Pulsar ESP32-C6 or Pulsar RP2350 development board</w:t>
+        <w:t xml:space="preserve">Open</w:t>
+      </w:r>
+      <w:r>
+        <w:t xml:space="preserve"> </w:t>
+      </w:r>
+      <w:r>
+        <w:rPr>
+          <w:bCs/>
+          <w:b/>
+        </w:rPr>
+        <w:t xml:space="preserve">Tools &gt; Manage Libraries</w:t>
+      </w:r>
+      <w:r>
+        <w:t xml:space="preserve"> </w:t>
+      </w:r>
+      <w:r>
+        <w:t xml:space="preserve">in Arduino IDE.</w:t>
       </w:r>
     </w:p>
     <w:p>
@@ -10214,7 +10600,7 @@
         <w:pStyle w:val="Compact"/>
       </w:pPr>
       <w:r>
-        <w:t xml:space="preserve">I2C connection for</w:t>
+        <w:t xml:space="preserve">Search for</w:t>
       </w:r>
       <w:r>
         <w:t xml:space="preserve"> </w:t>
@@ -10223,43 +10609,10 @@
         <w:rPr>
           <w:rStyle w:val="VerbatimChar"/>
         </w:rPr>
-        <w:t xml:space="preserve">VCC</w:t>
-      </w:r>
-      <w:r>
-        <w:t xml:space="preserve">,</w:t>
-      </w:r>
-      <w:r>
-        <w:t xml:space="preserve"> </w:t>
-      </w:r>
-      <w:r>
-        <w:rPr>
-          <w:rStyle w:val="VerbatimChar"/>
-        </w:rPr>
-        <w:t xml:space="preserve">GND</w:t>
-      </w:r>
-      <w:r>
-        <w:t xml:space="preserve">,</w:t>
-      </w:r>
-      <w:r>
-        <w:t xml:space="preserve"> </w:t>
-      </w:r>
-      <w:r>
-        <w:rPr>
-          <w:rStyle w:val="VerbatimChar"/>
-        </w:rPr>
-        <w:t xml:space="preserve">SDA</w:t>
-      </w:r>
-      <w:r>
-        <w:t xml:space="preserve">, and</w:t>
-      </w:r>
-      <w:r>
-        <w:t xml:space="preserve"> </w:t>
-      </w:r>
-      <w:r>
-        <w:rPr>
-          <w:rStyle w:val="VerbatimChar"/>
-        </w:rPr>
-        <w:t xml:space="preserve">SCL</w:t>
+        <w:t xml:space="preserve">DevLab_TEMT6000</w:t>
+      </w:r>
+      <w:r>
+        <w:t xml:space="preserve">.</w:t>
       </w:r>
     </w:p>
     <w:p>
@@ -10271,7 +10624,20 @@
         <w:pStyle w:val="Compact"/>
       </w:pPr>
       <w:r>
-        <w:t xml:space="preserve">USB cable for programming and Serial Monitor access</w:t>
+        <w:t xml:space="preserve">Select the current release and click</w:t>
+      </w:r>
+      <w:r>
+        <w:t xml:space="preserve"> </w:t>
+      </w:r>
+      <w:r>
+        <w:rPr>
+          <w:bCs/>
+          <w:b/>
+        </w:rPr>
+        <w:t xml:space="preserve">Install</w:t>
+      </w:r>
+      <w:r>
+        <w:t xml:space="preserve">.</w:t>
       </w:r>
     </w:p>
     <w:p>
@@ -10279,130 +10645,6 @@
         <w:numPr>
           <w:ilvl w:val="0"/>
           <w:numId w:val="1014"/>
-        </w:numPr>
-        <w:pStyle w:val="Compact"/>
-      </w:pPr>
-      <w:r>
-        <w:t xml:space="preserve">Arduino IDE with the selected board package installed</w:t>
-      </w:r>
-    </w:p>
-    <w:p>
-      <w:pPr>
-        <w:numPr>
-          <w:ilvl w:val="0"/>
-          <w:numId w:val="1014"/>
-        </w:numPr>
-        <w:pStyle w:val="Compact"/>
-      </w:pPr>
-      <w:r>
-        <w:rPr>
-          <w:rStyle w:val="VerbatimChar"/>
-        </w:rPr>
-        <w:t xml:space="preserve">DevLab_TEMT6000</w:t>
-      </w:r>
-      <w:r>
-        <w:t xml:space="preserve"> </w:t>
-      </w:r>
-      <w:r>
-        <w:t xml:space="preserve">Arduino library</w:t>
-      </w:r>
-    </w:p>
-    <w:bookmarkEnd w:id="75"/>
-    <w:bookmarkStart w:id="79" w:name="library-installation"/>
-    <w:p>
-      <w:pPr>
-        <w:pStyle w:val="Heading3"/>
-      </w:pPr>
-      <w:r>
-        <w:rPr>
-          <w:bCs/>
-          <w:b/>
-        </w:rPr>
-        <w:t xml:space="preserve">5.2 Library Installation</w:t>
-      </w:r>
-    </w:p>
-    <w:p>
-      <w:pPr>
-        <w:numPr>
-          <w:ilvl w:val="0"/>
-          <w:numId w:val="1015"/>
-        </w:numPr>
-        <w:pStyle w:val="Compact"/>
-      </w:pPr>
-      <w:r>
-        <w:t xml:space="preserve">Open</w:t>
-      </w:r>
-      <w:r>
-        <w:t xml:space="preserve"> </w:t>
-      </w:r>
-      <w:r>
-        <w:rPr>
-          <w:bCs/>
-          <w:b/>
-        </w:rPr>
-        <w:t xml:space="preserve">Tools &gt; Manage Libraries</w:t>
-      </w:r>
-      <w:r>
-        <w:t xml:space="preserve"> </w:t>
-      </w:r>
-      <w:r>
-        <w:t xml:space="preserve">in Arduino IDE.</w:t>
-      </w:r>
-    </w:p>
-    <w:p>
-      <w:pPr>
-        <w:numPr>
-          <w:ilvl w:val="0"/>
-          <w:numId w:val="1015"/>
-        </w:numPr>
-        <w:pStyle w:val="Compact"/>
-      </w:pPr>
-      <w:r>
-        <w:t xml:space="preserve">Search for</w:t>
-      </w:r>
-      <w:r>
-        <w:t xml:space="preserve"> </w:t>
-      </w:r>
-      <w:r>
-        <w:rPr>
-          <w:rStyle w:val="VerbatimChar"/>
-        </w:rPr>
-        <w:t xml:space="preserve">DevLab_TEMT6000</w:t>
-      </w:r>
-      <w:r>
-        <w:t xml:space="preserve">.</w:t>
-      </w:r>
-    </w:p>
-    <w:p>
-      <w:pPr>
-        <w:numPr>
-          <w:ilvl w:val="0"/>
-          <w:numId w:val="1015"/>
-        </w:numPr>
-        <w:pStyle w:val="Compact"/>
-      </w:pPr>
-      <w:r>
-        <w:t xml:space="preserve">Select the current release and click</w:t>
-      </w:r>
-      <w:r>
-        <w:t xml:space="preserve"> </w:t>
-      </w:r>
-      <w:r>
-        <w:rPr>
-          <w:bCs/>
-          <w:b/>
-        </w:rPr>
-        <w:t xml:space="preserve">Install</w:t>
-      </w:r>
-      <w:r>
-        <w:t xml:space="preserve">.</w:t>
-      </w:r>
-    </w:p>
-    <w:p>
-      <w:pPr>
-        <w:numPr>
-          <w:ilvl w:val="0"/>
-          <w:numId w:val="1015"/>
         </w:numPr>
         <w:pStyle w:val="Compact"/>
       </w:pPr>
@@ -13077,7 +13319,7 @@
       <w:pPr>
         <w:numPr>
           <w:ilvl w:val="0"/>
-          <w:numId w:val="1016"/>
+          <w:numId w:val="1015"/>
         </w:numPr>
         <w:pStyle w:val="Compact"/>
       </w:pPr>
@@ -13089,7 +13331,7 @@
       <w:pPr>
         <w:numPr>
           <w:ilvl w:val="0"/>
-          <w:numId w:val="1016"/>
+          <w:numId w:val="1015"/>
         </w:numPr>
         <w:pStyle w:val="Compact"/>
       </w:pPr>
@@ -13101,7 +13343,7 @@
       <w:pPr>
         <w:numPr>
           <w:ilvl w:val="0"/>
-          <w:numId w:val="1016"/>
+          <w:numId w:val="1015"/>
         </w:numPr>
         <w:pStyle w:val="Compact"/>
       </w:pPr>
@@ -13125,7 +13367,7 @@
       <w:pPr>
         <w:numPr>
           <w:ilvl w:val="0"/>
-          <w:numId w:val="1016"/>
+          <w:numId w:val="1015"/>
         </w:numPr>
         <w:pStyle w:val="Compact"/>
       </w:pPr>
@@ -13150,7 +13392,7 @@
       <w:pPr>
         <w:numPr>
           <w:ilvl w:val="0"/>
-          <w:numId w:val="1016"/>
+          <w:numId w:val="1015"/>
         </w:numPr>
         <w:pStyle w:val="Compact"/>
       </w:pPr>
@@ -13707,7 +13949,7 @@
       <w:pPr>
         <w:numPr>
           <w:ilvl w:val="0"/>
-          <w:numId w:val="1017"/>
+          <w:numId w:val="1016"/>
         </w:numPr>
         <w:pStyle w:val="Compact"/>
       </w:pPr>
@@ -13719,7 +13961,7 @@
       <w:pPr>
         <w:numPr>
           <w:ilvl w:val="0"/>
-          <w:numId w:val="1017"/>
+          <w:numId w:val="1016"/>
         </w:numPr>
         <w:pStyle w:val="Compact"/>
       </w:pPr>
@@ -13731,7 +13973,7 @@
       <w:pPr>
         <w:numPr>
           <w:ilvl w:val="0"/>
-          <w:numId w:val="1017"/>
+          <w:numId w:val="1016"/>
         </w:numPr>
         <w:pStyle w:val="Compact"/>
       </w:pPr>
@@ -13743,7 +13985,7 @@
       <w:pPr>
         <w:numPr>
           <w:ilvl w:val="0"/>
-          <w:numId w:val="1017"/>
+          <w:numId w:val="1016"/>
         </w:numPr>
         <w:pStyle w:val="Compact"/>
       </w:pPr>
@@ -13755,7 +13997,7 @@
       <w:pPr>
         <w:numPr>
           <w:ilvl w:val="0"/>
-          <w:numId w:val="1017"/>
+          <w:numId w:val="1016"/>
         </w:numPr>
         <w:pStyle w:val="Compact"/>
       </w:pPr>
@@ -13767,7 +14009,7 @@
       <w:pPr>
         <w:numPr>
           <w:ilvl w:val="0"/>
-          <w:numId w:val="1017"/>
+          <w:numId w:val="1016"/>
         </w:numPr>
         <w:pStyle w:val="Compact"/>
       </w:pPr>
@@ -13779,7 +14021,7 @@
       <w:pPr>
         <w:numPr>
           <w:ilvl w:val="0"/>
-          <w:numId w:val="1017"/>
+          <w:numId w:val="1016"/>
         </w:numPr>
         <w:pStyle w:val="Compact"/>
       </w:pPr>
@@ -15176,7 +15418,7 @@
       <w:pPr>
         <w:numPr>
           <w:ilvl w:val="0"/>
-          <w:numId w:val="1018"/>
+          <w:numId w:val="1017"/>
         </w:numPr>
         <w:pStyle w:val="Compact"/>
       </w:pPr>
@@ -15188,7 +15430,7 @@
       <w:pPr>
         <w:numPr>
           <w:ilvl w:val="0"/>
-          <w:numId w:val="1018"/>
+          <w:numId w:val="1017"/>
         </w:numPr>
         <w:pStyle w:val="Compact"/>
       </w:pPr>
@@ -15200,7 +15442,7 @@
       <w:pPr>
         <w:numPr>
           <w:ilvl w:val="0"/>
-          <w:numId w:val="1018"/>
+          <w:numId w:val="1017"/>
         </w:numPr>
         <w:pStyle w:val="Compact"/>
       </w:pPr>
@@ -15212,7 +15454,7 @@
       <w:pPr>
         <w:numPr>
           <w:ilvl w:val="0"/>
-          <w:numId w:val="1018"/>
+          <w:numId w:val="1017"/>
         </w:numPr>
         <w:pStyle w:val="Compact"/>
       </w:pPr>
@@ -15224,7 +15466,7 @@
       <w:pPr>
         <w:numPr>
           <w:ilvl w:val="0"/>
-          <w:numId w:val="1018"/>
+          <w:numId w:val="1017"/>
         </w:numPr>
         <w:pStyle w:val="Compact"/>
       </w:pPr>
@@ -15236,7 +15478,7 @@
       <w:pPr>
         <w:numPr>
           <w:ilvl w:val="0"/>
-          <w:numId w:val="1018"/>
+          <w:numId w:val="1017"/>
         </w:numPr>
         <w:pStyle w:val="Compact"/>
       </w:pPr>
@@ -15263,7 +15505,7 @@
       <w:pPr>
         <w:numPr>
           <w:ilvl w:val="0"/>
-          <w:numId w:val="1018"/>
+          <w:numId w:val="1017"/>
         </w:numPr>
         <w:pStyle w:val="Compact"/>
       </w:pPr>
@@ -15275,7 +15517,7 @@
       <w:pPr>
         <w:numPr>
           <w:ilvl w:val="0"/>
-          <w:numId w:val="1018"/>
+          <w:numId w:val="1017"/>
         </w:numPr>
         <w:pStyle w:val="Compact"/>
       </w:pPr>
@@ -15592,9 +15834,6 @@
     <w:abstractNumId w:val="991"/>
   </w:num>
   <w:num w:numId="1012">
-    <w:abstractNumId w:val="991"/>
-  </w:num>
-  <w:num w:numId="1013">
     <w:abstractNumId w:val="99411"/>
     <w:lvlOverride w:ilvl="0">
       <w:startOverride w:val="1"/>
@@ -15624,8 +15863,38 @@
       <w:startOverride w:val="1"/>
     </w:lvlOverride>
   </w:num>
+  <w:num w:numId="1013">
+    <w:abstractNumId w:val="991"/>
+  </w:num>
   <w:num w:numId="1014">
-    <w:abstractNumId w:val="991"/>
+    <w:abstractNumId w:val="99411"/>
+    <w:lvlOverride w:ilvl="0">
+      <w:startOverride w:val="1"/>
+    </w:lvlOverride>
+    <w:lvlOverride w:ilvl="1">
+      <w:startOverride w:val="1"/>
+    </w:lvlOverride>
+    <w:lvlOverride w:ilvl="2">
+      <w:startOverride w:val="1"/>
+    </w:lvlOverride>
+    <w:lvlOverride w:ilvl="3">
+      <w:startOverride w:val="1"/>
+    </w:lvlOverride>
+    <w:lvlOverride w:ilvl="4">
+      <w:startOverride w:val="1"/>
+    </w:lvlOverride>
+    <w:lvlOverride w:ilvl="5">
+      <w:startOverride w:val="1"/>
+    </w:lvlOverride>
+    <w:lvlOverride w:ilvl="6">
+      <w:startOverride w:val="1"/>
+    </w:lvlOverride>
+    <w:lvlOverride w:ilvl="7">
+      <w:startOverride w:val="1"/>
+    </w:lvlOverride>
+    <w:lvlOverride w:ilvl="8">
+      <w:startOverride w:val="1"/>
+    </w:lvlOverride>
   </w:num>
   <w:num w:numId="1015">
     <w:abstractNumId w:val="99411"/>
@@ -15658,39 +15927,9 @@
     </w:lvlOverride>
   </w:num>
   <w:num w:numId="1016">
-    <w:abstractNumId w:val="99411"/>
-    <w:lvlOverride w:ilvl="0">
-      <w:startOverride w:val="1"/>
-    </w:lvlOverride>
-    <w:lvlOverride w:ilvl="1">
-      <w:startOverride w:val="1"/>
-    </w:lvlOverride>
-    <w:lvlOverride w:ilvl="2">
-      <w:startOverride w:val="1"/>
-    </w:lvlOverride>
-    <w:lvlOverride w:ilvl="3">
-      <w:startOverride w:val="1"/>
-    </w:lvlOverride>
-    <w:lvlOverride w:ilvl="4">
-      <w:startOverride w:val="1"/>
-    </w:lvlOverride>
-    <w:lvlOverride w:ilvl="5">
-      <w:startOverride w:val="1"/>
-    </w:lvlOverride>
-    <w:lvlOverride w:ilvl="6">
-      <w:startOverride w:val="1"/>
-    </w:lvlOverride>
-    <w:lvlOverride w:ilvl="7">
-      <w:startOverride w:val="1"/>
-    </w:lvlOverride>
-    <w:lvlOverride w:ilvl="8">
-      <w:startOverride w:val="1"/>
-    </w:lvlOverride>
+    <w:abstractNumId w:val="991"/>
   </w:num>
   <w:num w:numId="1017">
-    <w:abstractNumId w:val="991"/>
-  </w:num>
-  <w:num w:numId="1018">
     <w:abstractNumId w:val="991"/>
   </w:num>
 </w:numbering>

--- a/docs/hardware/unit_product_reference_v_1_1_0_atom_temt6000_ambient_light_sensor.docx
+++ b/docs/hardware/unit_product_reference_v_1_1_0_atom_temt6000_ambient_light_sensor.docx
@@ -10302,25 +10302,7 @@
         <w:pStyle w:val="BodyText"/>
       </w:pPr>
       <w:r>
-        <w:t xml:space="preserve">Programming, debugging, and reset are not user interfaces, and the product is</w:t>
-      </w:r>
-      <w:r>
-        <w:t xml:space="preserve"> </w:t>
-      </w:r>
-      <w:r>
-        <w:t xml:space="preserve">not documented for user firmware replacement. During manufacturer programming</w:t>
-      </w:r>
-      <w:r>
-        <w:t xml:space="preserve"> </w:t>
-      </w:r>
-      <w:r>
-        <w:t xml:space="preserve">or factory diagnostics, I2C must be inactive and other bus devices must be</w:t>
-      </w:r>
-      <w:r>
-        <w:t xml:space="preserve"> </w:t>
-      </w:r>
-      <w:r>
-        <w:t xml:space="preserve">isolated from the shared signals.</w:t>
+        <w:t xml:space="preserve">Programming, debugging, and reset are intended primarily for development, manufacturing, and service purposes. Currently, user firmware programming is not supported or documented. During programming or diagnostics, I2C must be inactive and other bus devices must be isolated from the shared signals.</w:t>
       </w:r>
     </w:p>
     <w:bookmarkEnd w:id="72"/>
@@ -10342,37 +10324,7 @@
         <w:pStyle w:val="FirstParagraph"/>
       </w:pPr>
       <w:r>
-        <w:t xml:space="preserve">The module provides a power indicator, a firmware-controlled built-in status</w:t>
-      </w:r>
-      <w:r>
-        <w:t xml:space="preserve"> </w:t>
-      </w:r>
-      <w:r>
-        <w:t xml:space="preserve">indicator, and a cuttable bridge used to disable I2C operation. Indicator</w:t>
-      </w:r>
-      <w:r>
-        <w:t xml:space="preserve"> </w:t>
-      </w:r>
-      <w:r>
-        <w:t xml:space="preserve">polarity and current, along with the bridge’s complete electrical behavior,</w:t>
-      </w:r>
-      <w:r>
-        <w:t xml:space="preserve"> </w:t>
-      </w:r>
-      <w:r>
-        <w:t xml:space="preserve">require confirmation from the released schematic and module-level validation.</w:t>
-      </w:r>
-      <w:r>
-        <w:t xml:space="preserve"> </w:t>
-      </w:r>
-      <w:r>
-        <w:t xml:space="preserve">The controller ADC input used for sensor acquisition is internal to the module</w:t>
-      </w:r>
-      <w:r>
-        <w:t xml:space="preserve"> </w:t>
-      </w:r>
-      <w:r>
-        <w:t xml:space="preserve">and is not an additional external contact.</w:t>
+        <w:t xml:space="preserve">The module provides a power indicator, a firmware-controlled built-in status indicator, and a normally closed solder bridge that connects the sensor’s raw output signal to the controller ADC input. Opening the bridge isolates the raw sensor signal from the ADC, and the connection can be restored by re-soldering the bridge. The controller ADC input used for sensor acquisition is internal to the module and is not an additional external contact.</w:t>
       </w:r>
     </w:p>
     <w:bookmarkEnd w:id="73"/>

--- a/docs/hardware/unit_product_reference_v_1_1_0_atom_temt6000_ambient_light_sensor.docx
+++ b/docs/hardware/unit_product_reference_v_1_1_0_atom_temt6000_ambient_light_sensor.docx
@@ -11172,19 +11172,15 @@
         <w:t xml:space="preserve"> </w:t>
       </w:r>
       <w:r>
-        <w:t xml:space="preserve">when the selected host board uses different I2C pins. At 5 V,</w:t>
-      </w:r>
-      <w:r>
-        <w:t xml:space="preserve"> </w:t>
-      </w:r>
-      <w:r>
-        <w:t xml:space="preserve">confirm that the host accepts the bus pull-up voltage or use bidirectional</w:t>
-      </w:r>
-      <w:r>
-        <w:t xml:space="preserve"> </w:t>
-      </w:r>
-      <w:r>
-        <w:t xml:space="preserve">level translation.</w:t>
+        <w:t xml:space="preserve">when the selected host board uses different I2C pins.</w:t>
+      </w:r>
+    </w:p>
+    <w:p>
+      <w:pPr>
+        <w:pStyle w:val="BodyText"/>
+      </w:pPr>
+      <w:r>
+        <w:t xml:space="preserve">Important: The I2C pull-up voltage follows the module supply (VCC). When operating the module at 5 V, verify that the host I2C pins are 5 V tolerant. If the host operates at 3.3 V and is not 5 V tolerant, use appropriate bidirectional level translation between the module and the host.</w:t>
       </w:r>
     </w:p>
     <w:p>

--- a/docs/hardware/unit_product_reference_v_1_1_0_atom_temt6000_ambient_light_sensor.docx
+++ b/docs/hardware/unit_product_reference_v_1_1_0_atom_temt6000_ambient_light_sensor.docx
@@ -741,7 +741,7 @@
         <w:pStyle w:val="Compact"/>
       </w:pPr>
       <w:r>
-        <w:t xml:space="preserve">9.3 Required Technical Releases</w:t>
+        <w:t xml:space="preserve">9.3 Technical Data Not Specified in This Revision</w:t>
       </w:r>
     </w:p>
     <w:p>
@@ -15349,7 +15349,7 @@
       </w:tr>
     </w:tbl>
     <w:bookmarkEnd w:id="117"/>
-    <w:bookmarkStart w:id="118" w:name="required-technical-releases"/>
+    <w:bookmarkStart w:id="118" w:name="Xf1882b41e920c0e089a811d41d6ddf36e2ac2a7"/>
     <w:p>
       <w:pPr>
         <w:pStyle w:val="Heading3"/>
@@ -15359,7 +15359,7 @@
           <w:bCs/>
           <w:b/>
         </w:rPr>
-        <w:t xml:space="preserve">9.3 Required Technical Releases</w:t>
+        <w:t xml:space="preserve">9.3 Technical Data Not Specified in This Revision</w:t>
       </w:r>
     </w:p>
     <w:p>
@@ -15371,7 +15371,7 @@
         <w:pStyle w:val="Compact"/>
       </w:pPr>
       <w:r>
-        <w:t xml:space="preserve">V0.3.1 bill of materials</w:t>
+        <w:t xml:space="preserve">Complete-module absolute-maximum ratings and current consumption</w:t>
       </w:r>
     </w:p>
     <w:p>
@@ -15383,7 +15383,7 @@
         <w:pStyle w:val="Compact"/>
       </w:pPr>
       <w:r>
-        <w:t xml:space="preserve">Exact controller package/ordering suffix and controlled manufacturer programming release</w:t>
+        <w:t xml:space="preserve">I2C pull-up values and validated bus-loading limits</w:t>
       </w:r>
     </w:p>
     <w:p>
@@ -15395,42 +15395,6 @@
         <w:pStyle w:val="Compact"/>
       </w:pPr>
       <w:r>
-        <w:t xml:space="preserve">Exact oscillator/timing tolerances and uniform future DDP status behavior</w:t>
-      </w:r>
-    </w:p>
-    <w:p>
-      <w:pPr>
-        <w:numPr>
-          <w:ilvl w:val="0"/>
-          <w:numId w:val="1017"/>
-        </w:numPr>
-        <w:pStyle w:val="Compact"/>
-      </w:pPr>
-      <w:r>
-        <w:t xml:space="preserve">Complete-module supply/logic absolute-maximum ratings and current consumption</w:t>
-      </w:r>
-    </w:p>
-    <w:p>
-      <w:pPr>
-        <w:numPr>
-          <w:ilvl w:val="0"/>
-          <w:numId w:val="1017"/>
-        </w:numPr>
-        <w:pStyle w:val="Compact"/>
-      </w:pPr>
-      <w:r>
-        <w:t xml:space="preserve">Pull-up values and bus-loading limits</w:t>
-      </w:r>
-    </w:p>
-    <w:p>
-      <w:pPr>
-        <w:numPr>
-          <w:ilvl w:val="0"/>
-          <w:numId w:val="1017"/>
-        </w:numPr>
-        <w:pStyle w:val="Compact"/>
-      </w:pPr>
-      <w:r>
         <w:t xml:space="preserve">Direct</w:t>
       </w:r>
       <w:r>
@@ -15446,7 +15410,7 @@
         <w:t xml:space="preserve"> </w:t>
       </w:r>
       <w:r>
-        <w:t xml:space="preserve">transfer, loading, range, and ADC guidance</w:t>
+        <w:t xml:space="preserve">output range, loading characteristics, and ADC guidance</w:t>
       </w:r>
     </w:p>
     <w:p>
